--- a/templates/docx/w03_quality_model_and_plan.docx
+++ b/templates/docx/w03_quality_model_and_plan.docx
@@ -2,7 +2,7 @@
 <file path=word/document.xml><?xml version="1.0" encoding="utf-8"?>
 <w:document xmlns:w="http://schemas.openxmlformats.org/wordprocessingml/2006/main" xmlns:m="http://schemas.openxmlformats.org/officeDocument/2006/math" xmlns:r="http://schemas.openxmlformats.org/officeDocument/2006/relationships" xmlns:o="urn:schemas-microsoft-com:office:office" xmlns:v="urn:schemas-microsoft-com:vml" xmlns:w10="urn:schemas-microsoft-com:office:word" xmlns:a="http://schemas.openxmlformats.org/drawingml/2006/main" xmlns:pic="http://schemas.openxmlformats.org/drawingml/2006/picture" xmlns:wp="http://schemas.openxmlformats.org/drawingml/2006/wordprocessingDrawing">
   <w:body>
-    <w:bookmarkStart w:id="33" w:name="Xf181ac0794c9fc9ea4c2f04d5f5cc512a3a317a"/>
+    <w:bookmarkStart w:id="37" w:name="Xf181ac0794c9fc9ea4c2f04d5f5cc512a3a317a"/>
     <w:p>
       <w:pPr>
         <w:pStyle w:val="Heading1"/>
@@ -16,7 +16,7 @@
         <w:pStyle w:val="BlockText"/>
       </w:pPr>
       <w:r>
-        <w:t xml:space="preserve">Πρότυπα αναφοράς: ISO/IEC 25010 (μοντέλο ποιότητας προϊόντος, εννέα χαρακτηριστικά, και μοντέλο ποιότητας κατά τη χρήση) · ISO/IEC 25030 (απαιτήσεις ποιότητας: από ανάγκες ενδιαφερόμενων μερών σε μετρήσιμες απαιτήσεις) · IEEE 730 (διεργασίες διασφάλισης ποιότητας λογισμικού, περίγραμμα σχεδίου SQA). Το σχέδιο διασφάλισης είναι συντομευμένο: παραλείπονται οι ενότητες για συμβάσεις, προμηθευτές και κίνδυνο απάτης.</w:t>
+        <w:t xml:space="preserve">Πρότυπα αναφοράς: ISO/IEC 25010:2023 (μοντέλο ποιότητας προϊόντος, εννέα χαρακτηριστικά) · ISO/IEC 25019:2023 (μοντέλο ποιότητας κατά τη χρήση) · ISO/IEC 25012 (μοντέλο ποιότητας δεδομένων) · ISO/IEC 25030 (απαιτήσεις ποιότητας: από τις ανάγκες των ενδιαφερόμενων μερών στις μετρήσιμες απαιτήσεις) · IEEE 730 (διεργασίες διασφάλισης ποιότητας λογισμικού, περίγραμμα σχεδίου SQA). Το σχέδιο διασφάλισης είναι συντομευμένο: παραλείπονται οι ενότητες για συμβάσεις, προμηθευτές και κίνδυνο απάτης.</w:t>
       </w:r>
     </w:p>
     <w:p>
@@ -69,7 +69,7 @@
         <w:t xml:space="preserve">[ποιος απάντησε σε ποιο ερώτημα]</w:t>
       </w:r>
     </w:p>
-    <w:bookmarkStart w:id="24" w:name="μέρος-α--μοντέλο-ποιότητας"/>
+    <w:bookmarkStart w:id="27" w:name="μέρος-α--μοντέλο-ποιότητας"/>
     <w:p>
       <w:pPr>
         <w:pStyle w:val="Heading2"/>
@@ -78,13 +78,13 @@
         <w:t xml:space="preserve">Μέρος Α · Μοντέλο ποιότητας</w:t>
       </w:r>
     </w:p>
-    <w:bookmarkStart w:id="20" w:name="α1-προσαρμοσμένο-μοντέλο"/>
+    <w:bookmarkStart w:id="20" w:name="α0-αλλαγές-από-τις-νέες-προδιαγραφές-ε31"/>
     <w:p>
       <w:pPr>
         <w:pStyle w:val="Heading3"/>
       </w:pPr>
       <w:r>
-        <w:t xml:space="preserve">Α.1 Προσαρμοσμένο μοντέλο</w:t>
+        <w:t xml:space="preserve">Α.0 Αλλαγές από τις νέες προδιαγραφές (Ε3.1)</w:t>
       </w:r>
     </w:p>
     <w:tbl>
@@ -95,10 +95,10 @@
         <w:tblLook w:firstRow="1" w:lastRow="0" w:firstColumn="0" w:lastColumn="0" w:noHBand="0" w:noVBand="0" w:val="0020"/>
       </w:tblPr>
       <w:tblGrid>
-        <w:gridCol w:w="1605"/>
-        <w:gridCol w:w="1892"/>
-        <w:gridCol w:w="860"/>
-        <w:gridCol w:w="5507"/>
+        <w:gridCol w:w="640"/>
+        <w:gridCol w:w="3465"/>
+        <w:gridCol w:w="1199"/>
+        <w:gridCol w:w="4560"/>
       </w:tblGrid>
       <w:tr>
         <w:trPr>
@@ -106,467 +106,99 @@
         </w:trPr>
         <w:tc>
           <w:tcPr>
-            <w:tcW w:w="1605" w:type="dxa"/>
-          </w:tcPr>
-          <w:p>
-            <w:pPr>
-              <w:pStyle w:val="Compact"/>
-              <w:jc w:val="left"/>
-            </w:pPr>
-            <w:r>
-              <w:t xml:space="preserve">Χαρακτηριστικό ISO/IEC 25010</w:t>
-            </w:r>
-          </w:p>
-        </w:tc>
-        <w:tc>
-          <w:tcPr>
-            <w:tcW w:w="1892" w:type="dxa"/>
-          </w:tcPr>
-          <w:p>
-            <w:pPr>
-              <w:pStyle w:val="Compact"/>
-              <w:jc w:val="left"/>
-            </w:pPr>
-            <w:r>
-              <w:t xml:space="preserve">Υποχαρακτηριστικά που μας αφορούν</w:t>
-            </w:r>
-          </w:p>
-        </w:tc>
-        <w:tc>
-          <w:tcPr>
-            <w:tcW w:w="860" w:type="dxa"/>
-          </w:tcPr>
-          <w:p>
-            <w:pPr>
-              <w:pStyle w:val="Compact"/>
-              <w:jc w:val="left"/>
-            </w:pPr>
-            <w:r>
-              <w:t xml:space="preserve">Σημασία (Υ/Μ/Χ)</w:t>
-            </w:r>
-          </w:p>
-        </w:tc>
-        <w:tc>
-          <w:tcPr>
-            <w:tcW w:w="5507" w:type="dxa"/>
-          </w:tcPr>
-          <w:p>
-            <w:pPr>
-              <w:pStyle w:val="Compact"/>
-              <w:jc w:val="left"/>
-            </w:pPr>
-            <w:r>
-              <w:t xml:space="preserve">Αιτιολόγηση από κινδύνους και ενδιαφερόμενα μέρη</w:t>
-            </w:r>
-          </w:p>
-        </w:tc>
-      </w:tr>
-      <w:tr>
-        <w:tc>
-          <w:tcPr>
-            <w:tcW w:w="1605" w:type="dxa"/>
-          </w:tcPr>
-          <w:p>
-            <w:pPr>
-              <w:pStyle w:val="Compact"/>
-              <w:jc w:val="left"/>
-            </w:pPr>
-            <w:r>
-              <w:t xml:space="preserve">Functional suitability</w:t>
-            </w:r>
-          </w:p>
-        </w:tc>
-        <w:tc>
-          <w:tcPr>
-            <w:tcW w:w="1892" w:type="dxa"/>
-          </w:tcPr>
-          <w:p>
-            <w:pPr>
-              <w:pStyle w:val="Compact"/>
-            </w:pPr>
-          </w:p>
-        </w:tc>
-        <w:tc>
-          <w:tcPr>
-            <w:tcW w:w="860" w:type="dxa"/>
-          </w:tcPr>
-          <w:p>
-            <w:pPr>
-              <w:pStyle w:val="Compact"/>
-            </w:pPr>
-          </w:p>
-        </w:tc>
-        <w:tc>
-          <w:tcPr>
-            <w:tcW w:w="5507" w:type="dxa"/>
-          </w:tcPr>
-          <w:p>
-            <w:pPr>
-              <w:pStyle w:val="Compact"/>
-            </w:pPr>
-          </w:p>
-        </w:tc>
-      </w:tr>
-      <w:tr>
-        <w:tc>
-          <w:tcPr>
-            <w:tcW w:w="1605" w:type="dxa"/>
-          </w:tcPr>
-          <w:p>
-            <w:pPr>
-              <w:pStyle w:val="Compact"/>
-              <w:jc w:val="left"/>
-            </w:pPr>
-            <w:r>
-              <w:t xml:space="preserve">Performance efficiency</w:t>
-            </w:r>
-          </w:p>
-        </w:tc>
-        <w:tc>
-          <w:tcPr>
-            <w:tcW w:w="1892" w:type="dxa"/>
-          </w:tcPr>
-          <w:p>
-            <w:pPr>
-              <w:pStyle w:val="Compact"/>
-            </w:pPr>
-          </w:p>
-        </w:tc>
-        <w:tc>
-          <w:tcPr>
-            <w:tcW w:w="860" w:type="dxa"/>
-          </w:tcPr>
-          <w:p>
-            <w:pPr>
-              <w:pStyle w:val="Compact"/>
-            </w:pPr>
-          </w:p>
-        </w:tc>
-        <w:tc>
-          <w:tcPr>
-            <w:tcW w:w="5507" w:type="dxa"/>
-          </w:tcPr>
-          <w:p>
-            <w:pPr>
-              <w:pStyle w:val="Compact"/>
-            </w:pPr>
-          </w:p>
-        </w:tc>
-      </w:tr>
-      <w:tr>
-        <w:tc>
-          <w:tcPr>
-            <w:tcW w:w="1605" w:type="dxa"/>
-          </w:tcPr>
-          <w:p>
-            <w:pPr>
-              <w:pStyle w:val="Compact"/>
-              <w:jc w:val="left"/>
-            </w:pPr>
-            <w:r>
-              <w:t xml:space="preserve">Compatibility</w:t>
-            </w:r>
-          </w:p>
-        </w:tc>
-        <w:tc>
-          <w:tcPr>
-            <w:tcW w:w="1892" w:type="dxa"/>
-          </w:tcPr>
-          <w:p>
-            <w:pPr>
-              <w:pStyle w:val="Compact"/>
-            </w:pPr>
-          </w:p>
-        </w:tc>
-        <w:tc>
-          <w:tcPr>
-            <w:tcW w:w="860" w:type="dxa"/>
-          </w:tcPr>
-          <w:p>
-            <w:pPr>
-              <w:pStyle w:val="Compact"/>
-            </w:pPr>
-          </w:p>
-        </w:tc>
-        <w:tc>
-          <w:tcPr>
-            <w:tcW w:w="5507" w:type="dxa"/>
-          </w:tcPr>
-          <w:p>
-            <w:pPr>
-              <w:pStyle w:val="Compact"/>
-            </w:pPr>
-          </w:p>
-        </w:tc>
-      </w:tr>
-      <w:tr>
-        <w:tc>
-          <w:tcPr>
-            <w:tcW w:w="1605" w:type="dxa"/>
-          </w:tcPr>
-          <w:p>
-            <w:pPr>
-              <w:pStyle w:val="Compact"/>
-              <w:jc w:val="left"/>
-            </w:pPr>
-            <w:r>
-              <w:t xml:space="preserve">Interaction capability</w:t>
-            </w:r>
-          </w:p>
-        </w:tc>
-        <w:tc>
-          <w:tcPr>
-            <w:tcW w:w="1892" w:type="dxa"/>
-          </w:tcPr>
-          <w:p>
-            <w:pPr>
-              <w:pStyle w:val="Compact"/>
-            </w:pPr>
-          </w:p>
-        </w:tc>
-        <w:tc>
-          <w:tcPr>
-            <w:tcW w:w="860" w:type="dxa"/>
-          </w:tcPr>
-          <w:p>
-            <w:pPr>
-              <w:pStyle w:val="Compact"/>
-            </w:pPr>
-          </w:p>
-        </w:tc>
-        <w:tc>
-          <w:tcPr>
-            <w:tcW w:w="5507" w:type="dxa"/>
-          </w:tcPr>
-          <w:p>
-            <w:pPr>
-              <w:pStyle w:val="Compact"/>
-            </w:pPr>
-          </w:p>
-        </w:tc>
-      </w:tr>
-      <w:tr>
-        <w:tc>
-          <w:tcPr>
-            <w:tcW w:w="1605" w:type="dxa"/>
-          </w:tcPr>
-          <w:p>
-            <w:pPr>
-              <w:pStyle w:val="Compact"/>
-              <w:jc w:val="left"/>
-            </w:pPr>
-            <w:r>
-              <w:t xml:space="preserve">Reliability</w:t>
-            </w:r>
-          </w:p>
-        </w:tc>
-        <w:tc>
-          <w:tcPr>
-            <w:tcW w:w="1892" w:type="dxa"/>
-          </w:tcPr>
-          <w:p>
-            <w:pPr>
-              <w:pStyle w:val="Compact"/>
-            </w:pPr>
-          </w:p>
-        </w:tc>
-        <w:tc>
-          <w:tcPr>
-            <w:tcW w:w="860" w:type="dxa"/>
-          </w:tcPr>
-          <w:p>
-            <w:pPr>
-              <w:pStyle w:val="Compact"/>
-            </w:pPr>
-          </w:p>
-        </w:tc>
-        <w:tc>
-          <w:tcPr>
-            <w:tcW w:w="5507" w:type="dxa"/>
-          </w:tcPr>
-          <w:p>
-            <w:pPr>
-              <w:pStyle w:val="Compact"/>
-            </w:pPr>
-          </w:p>
-        </w:tc>
-      </w:tr>
-      <w:tr>
-        <w:tc>
-          <w:tcPr>
-            <w:tcW w:w="1605" w:type="dxa"/>
-          </w:tcPr>
-          <w:p>
-            <w:pPr>
-              <w:pStyle w:val="Compact"/>
-              <w:jc w:val="left"/>
-            </w:pPr>
-            <w:r>
-              <w:t xml:space="preserve">Security</w:t>
-            </w:r>
-          </w:p>
-        </w:tc>
-        <w:tc>
-          <w:tcPr>
-            <w:tcW w:w="1892" w:type="dxa"/>
-          </w:tcPr>
-          <w:p>
-            <w:pPr>
-              <w:pStyle w:val="Compact"/>
-            </w:pPr>
-          </w:p>
-        </w:tc>
-        <w:tc>
-          <w:tcPr>
-            <w:tcW w:w="860" w:type="dxa"/>
-          </w:tcPr>
-          <w:p>
-            <w:pPr>
-              <w:pStyle w:val="Compact"/>
-            </w:pPr>
-          </w:p>
-        </w:tc>
-        <w:tc>
-          <w:tcPr>
-            <w:tcW w:w="5507" w:type="dxa"/>
-          </w:tcPr>
-          <w:p>
-            <w:pPr>
-              <w:pStyle w:val="Compact"/>
-            </w:pPr>
-          </w:p>
-        </w:tc>
-      </w:tr>
-      <w:tr>
-        <w:tc>
-          <w:tcPr>
-            <w:tcW w:w="1605" w:type="dxa"/>
-          </w:tcPr>
-          <w:p>
-            <w:pPr>
-              <w:pStyle w:val="Compact"/>
-              <w:jc w:val="left"/>
-            </w:pPr>
-            <w:r>
-              <w:t xml:space="preserve">Maintainability</w:t>
-            </w:r>
-          </w:p>
-        </w:tc>
-        <w:tc>
-          <w:tcPr>
-            <w:tcW w:w="1892" w:type="dxa"/>
-          </w:tcPr>
-          <w:p>
-            <w:pPr>
-              <w:pStyle w:val="Compact"/>
-            </w:pPr>
-          </w:p>
-        </w:tc>
-        <w:tc>
-          <w:tcPr>
-            <w:tcW w:w="860" w:type="dxa"/>
-          </w:tcPr>
-          <w:p>
-            <w:pPr>
-              <w:pStyle w:val="Compact"/>
-            </w:pPr>
-          </w:p>
-        </w:tc>
-        <w:tc>
-          <w:tcPr>
-            <w:tcW w:w="5507" w:type="dxa"/>
-          </w:tcPr>
-          <w:p>
-            <w:pPr>
-              <w:pStyle w:val="Compact"/>
-            </w:pPr>
-          </w:p>
-        </w:tc>
-      </w:tr>
-      <w:tr>
-        <w:tc>
-          <w:tcPr>
-            <w:tcW w:w="1605" w:type="dxa"/>
-          </w:tcPr>
-          <w:p>
-            <w:pPr>
-              <w:pStyle w:val="Compact"/>
-              <w:jc w:val="left"/>
-            </w:pPr>
-            <w:r>
-              <w:t xml:space="preserve">Flexibility</w:t>
-            </w:r>
-          </w:p>
-        </w:tc>
-        <w:tc>
-          <w:tcPr>
-            <w:tcW w:w="1892" w:type="dxa"/>
-          </w:tcPr>
-          <w:p>
-            <w:pPr>
-              <w:pStyle w:val="Compact"/>
-            </w:pPr>
-          </w:p>
-        </w:tc>
-        <w:tc>
-          <w:tcPr>
-            <w:tcW w:w="860" w:type="dxa"/>
-          </w:tcPr>
-          <w:p>
-            <w:pPr>
-              <w:pStyle w:val="Compact"/>
-            </w:pPr>
-          </w:p>
-        </w:tc>
-        <w:tc>
-          <w:tcPr>
-            <w:tcW w:w="5507" w:type="dxa"/>
-          </w:tcPr>
-          <w:p>
-            <w:pPr>
-              <w:pStyle w:val="Compact"/>
-            </w:pPr>
-          </w:p>
-        </w:tc>
-      </w:tr>
-      <w:tr>
-        <w:tc>
-          <w:tcPr>
-            <w:tcW w:w="1605" w:type="dxa"/>
-          </w:tcPr>
-          <w:p>
-            <w:pPr>
-              <w:pStyle w:val="Compact"/>
-              <w:jc w:val="left"/>
-            </w:pPr>
-            <w:r>
-              <w:t xml:space="preserve">Safety</w:t>
-            </w:r>
-          </w:p>
-        </w:tc>
-        <w:tc>
-          <w:tcPr>
-            <w:tcW w:w="1892" w:type="dxa"/>
-          </w:tcPr>
-          <w:p>
-            <w:pPr>
-              <w:pStyle w:val="Compact"/>
-            </w:pPr>
-          </w:p>
-        </w:tc>
-        <w:tc>
-          <w:tcPr>
-            <w:tcW w:w="860" w:type="dxa"/>
-          </w:tcPr>
-          <w:p>
-            <w:pPr>
-              <w:pStyle w:val="Compact"/>
-            </w:pPr>
-          </w:p>
-        </w:tc>
-        <w:tc>
-          <w:tcPr>
-            <w:tcW w:w="5507" w:type="dxa"/>
+            <w:tcW w:w="640" w:type="dxa"/>
+          </w:tcPr>
+          <w:p>
+            <w:pPr>
+              <w:pStyle w:val="Compact"/>
+              <w:jc w:val="left"/>
+            </w:pPr>
+            <w:r>
+              <w:t xml:space="preserve">Απόφαση (Δx)</w:t>
+            </w:r>
+          </w:p>
+        </w:tc>
+        <w:tc>
+          <w:tcPr>
+            <w:tcW w:w="3465" w:type="dxa"/>
+          </w:tcPr>
+          <w:p>
+            <w:pPr>
+              <w:pStyle w:val="Compact"/>
+              <w:jc w:val="left"/>
+            </w:pPr>
+            <w:r>
+              <w:t xml:space="preserve">Εύρημα ή παραδοχή της Εβδ. 2 που αφορά</w:t>
+            </w:r>
+          </w:p>
+        </w:tc>
+        <w:tc>
+          <w:tcPr>
+            <w:tcW w:w="1199" w:type="dxa"/>
+          </w:tcPr>
+          <w:p>
+            <w:pPr>
+              <w:pStyle w:val="Compact"/>
+              <w:jc w:val="left"/>
+            </w:pPr>
+            <w:r>
+              <w:t xml:space="preserve">Επιβεβαιώθηκε / διαψεύστηκε</w:t>
+            </w:r>
+          </w:p>
+        </w:tc>
+        <w:tc>
+          <w:tcPr>
+            <w:tcW w:w="4560" w:type="dxa"/>
+          </w:tcPr>
+          <w:p>
+            <w:pPr>
+              <w:pStyle w:val="Compact"/>
+              <w:jc w:val="left"/>
+            </w:pPr>
+            <w:r>
+              <w:t xml:space="preserve">Στοιχεία που άλλαξαν (από τον πίνακα ιχνηλασιμότητας)</w:t>
+            </w:r>
+          </w:p>
+        </w:tc>
+      </w:tr>
+      <w:tr>
+        <w:tc>
+          <w:tcPr>
+            <w:tcW w:w="640" w:type="dxa"/>
+          </w:tcPr>
+          <w:p>
+            <w:pPr>
+              <w:pStyle w:val="Compact"/>
+              <w:jc w:val="left"/>
+            </w:pPr>
+            <w:r>
+              <w:t xml:space="preserve">Δ1</w:t>
+            </w:r>
+          </w:p>
+        </w:tc>
+        <w:tc>
+          <w:tcPr>
+            <w:tcW w:w="3465" w:type="dxa"/>
+          </w:tcPr>
+          <w:p>
+            <w:pPr>
+              <w:pStyle w:val="Compact"/>
+            </w:pPr>
+          </w:p>
+        </w:tc>
+        <w:tc>
+          <w:tcPr>
+            <w:tcW w:w="1199" w:type="dxa"/>
+          </w:tcPr>
+          <w:p>
+            <w:pPr>
+              <w:pStyle w:val="Compact"/>
+            </w:pPr>
+          </w:p>
+        </w:tc>
+        <w:tc>
+          <w:tcPr>
+            <w:tcW w:w="4560" w:type="dxa"/>
           </w:tcPr>
           <w:p>
             <w:pPr>
@@ -581,17 +213,29 @@
         <w:pStyle w:val="BlockText"/>
       </w:pPr>
       <w:r>
-        <w:t xml:space="preserve">Όλα τα χαρακτηριστικά εμφανίζονται, ακόμη κι αν κρίνετε ότι κάποιο είναι χαμηλής σημασίας· η αιτιολόγηση της χαμηλής σημασίας είναι μέρος της δουλειάς.</w:t>
+        <w:t xml:space="preserve">Οι αλλαγές καταγράφονται αναλυτικά στο</w:t>
+      </w:r>
+      <w:r>
+        <w:t xml:space="preserve"> </w:t>
+      </w:r>
+      <w:r>
+        <w:rPr>
+          <w:rStyle w:val="VerbatimChar"/>
+        </w:rPr>
+        <w:t xml:space="preserve">CHANGELOG.md</w:t>
+      </w:r>
+      <w:r>
+        <w:t xml:space="preserve">· εδώ μόνο η σύνοψη.</w:t>
       </w:r>
     </w:p>
     <w:bookmarkEnd w:id="20"/>
-    <w:bookmarkStart w:id="21" w:name="α2-ποιότητα-κατά-τη-χρήση"/>
+    <w:bookmarkStart w:id="21" w:name="α1-προσαρμοσμένο-μοντέλο-ε32"/>
     <w:p>
       <w:pPr>
         <w:pStyle w:val="Heading3"/>
       </w:pPr>
       <w:r>
-        <w:t xml:space="preserve">Α.2 Ποιότητα κατά τη χρήση</w:t>
+        <w:t xml:space="preserve">Α.1 Προσαρμοσμένο μοντέλο (Ε3.2)</w:t>
       </w:r>
     </w:p>
     <w:tbl>
@@ -602,9 +246,10 @@
         <w:tblLook w:firstRow="1" w:lastRow="0" w:firstColumn="0" w:lastColumn="0" w:noHBand="0" w:noVBand="0" w:val="0020"/>
       </w:tblPr>
       <w:tblGrid>
-        <w:gridCol w:w="1131"/>
-        <w:gridCol w:w="4853"/>
-        <w:gridCol w:w="3880"/>
+        <w:gridCol w:w="2141"/>
+        <w:gridCol w:w="2141"/>
+        <w:gridCol w:w="973"/>
+        <w:gridCol w:w="4609"/>
       </w:tblGrid>
       <w:tr>
         <w:trPr>
@@ -612,71 +257,467 @@
         </w:trPr>
         <w:tc>
           <w:tcPr>
-            <w:tcW w:w="1131" w:type="dxa"/>
-          </w:tcPr>
-          <w:p>
-            <w:pPr>
-              <w:pStyle w:val="Compact"/>
-              <w:jc w:val="left"/>
-            </w:pPr>
-            <w:r>
-              <w:t xml:space="preserve">Χαρακτηριστικό</w:t>
-            </w:r>
-          </w:p>
-        </w:tc>
-        <w:tc>
-          <w:tcPr>
-            <w:tcW w:w="4853" w:type="dxa"/>
-          </w:tcPr>
-          <w:p>
-            <w:pPr>
-              <w:pStyle w:val="Compact"/>
-              <w:jc w:val="left"/>
-            </w:pPr>
-            <w:r>
-              <w:t xml:space="preserve">Τι σημαίνει για το StudyRoom</w:t>
-            </w:r>
-          </w:p>
-        </w:tc>
-        <w:tc>
-          <w:tcPr>
-            <w:tcW w:w="3880" w:type="dxa"/>
-          </w:tcPr>
-          <w:p>
-            <w:pPr>
-              <w:pStyle w:val="Compact"/>
-              <w:jc w:val="left"/>
-            </w:pPr>
-            <w:r>
-              <w:t xml:space="preserve">Πώς θα το παρατηρούσαμε στην πιλοτική λειτουργία</w:t>
-            </w:r>
-          </w:p>
-        </w:tc>
-      </w:tr>
-      <w:tr>
-        <w:tc>
-          <w:tcPr>
-            <w:tcW w:w="1131" w:type="dxa"/>
-          </w:tcPr>
-          <w:p>
-            <w:pPr>
-              <w:pStyle w:val="Compact"/>
-            </w:pPr>
-          </w:p>
-        </w:tc>
-        <w:tc>
-          <w:tcPr>
-            <w:tcW w:w="4853" w:type="dxa"/>
-          </w:tcPr>
-          <w:p>
-            <w:pPr>
-              <w:pStyle w:val="Compact"/>
-            </w:pPr>
-          </w:p>
-        </w:tc>
-        <w:tc>
-          <w:tcPr>
-            <w:tcW w:w="3880" w:type="dxa"/>
+            <w:tcW w:w="2141" w:type="dxa"/>
+          </w:tcPr>
+          <w:p>
+            <w:pPr>
+              <w:pStyle w:val="Compact"/>
+              <w:jc w:val="left"/>
+            </w:pPr>
+            <w:r>
+              <w:t xml:space="preserve">Χαρακτηριστικό ISO/IEC 25010:2023</w:t>
+            </w:r>
+          </w:p>
+        </w:tc>
+        <w:tc>
+          <w:tcPr>
+            <w:tcW w:w="2141" w:type="dxa"/>
+          </w:tcPr>
+          <w:p>
+            <w:pPr>
+              <w:pStyle w:val="Compact"/>
+              <w:jc w:val="left"/>
+            </w:pPr>
+            <w:r>
+              <w:t xml:space="preserve">Υποχαρακτηριστικά που μας αφορούν</w:t>
+            </w:r>
+          </w:p>
+        </w:tc>
+        <w:tc>
+          <w:tcPr>
+            <w:tcW w:w="973" w:type="dxa"/>
+          </w:tcPr>
+          <w:p>
+            <w:pPr>
+              <w:pStyle w:val="Compact"/>
+              <w:jc w:val="left"/>
+            </w:pPr>
+            <w:r>
+              <w:t xml:space="preserve">Σημασία (Υ/Μ/Χ)</w:t>
+            </w:r>
+          </w:p>
+        </w:tc>
+        <w:tc>
+          <w:tcPr>
+            <w:tcW w:w="4609" w:type="dxa"/>
+          </w:tcPr>
+          <w:p>
+            <w:pPr>
+              <w:pStyle w:val="Compact"/>
+              <w:jc w:val="left"/>
+            </w:pPr>
+            <w:r>
+              <w:t xml:space="preserve">Αιτιολόγηση (R-xx, Σx, Πx, Δx, Υx)</w:t>
+            </w:r>
+          </w:p>
+        </w:tc>
+      </w:tr>
+      <w:tr>
+        <w:tc>
+          <w:tcPr>
+            <w:tcW w:w="2141" w:type="dxa"/>
+          </w:tcPr>
+          <w:p>
+            <w:pPr>
+              <w:pStyle w:val="Compact"/>
+              <w:jc w:val="left"/>
+            </w:pPr>
+            <w:r>
+              <w:t xml:space="preserve">Functional suitability</w:t>
+            </w:r>
+          </w:p>
+        </w:tc>
+        <w:tc>
+          <w:tcPr>
+            <w:tcW w:w="2141" w:type="dxa"/>
+          </w:tcPr>
+          <w:p>
+            <w:pPr>
+              <w:pStyle w:val="Compact"/>
+            </w:pPr>
+          </w:p>
+        </w:tc>
+        <w:tc>
+          <w:tcPr>
+            <w:tcW w:w="973" w:type="dxa"/>
+          </w:tcPr>
+          <w:p>
+            <w:pPr>
+              <w:pStyle w:val="Compact"/>
+            </w:pPr>
+          </w:p>
+        </w:tc>
+        <w:tc>
+          <w:tcPr>
+            <w:tcW w:w="4609" w:type="dxa"/>
+          </w:tcPr>
+          <w:p>
+            <w:pPr>
+              <w:pStyle w:val="Compact"/>
+            </w:pPr>
+          </w:p>
+        </w:tc>
+      </w:tr>
+      <w:tr>
+        <w:tc>
+          <w:tcPr>
+            <w:tcW w:w="2141" w:type="dxa"/>
+          </w:tcPr>
+          <w:p>
+            <w:pPr>
+              <w:pStyle w:val="Compact"/>
+              <w:jc w:val="left"/>
+            </w:pPr>
+            <w:r>
+              <w:t xml:space="preserve">Performance efficiency</w:t>
+            </w:r>
+          </w:p>
+        </w:tc>
+        <w:tc>
+          <w:tcPr>
+            <w:tcW w:w="2141" w:type="dxa"/>
+          </w:tcPr>
+          <w:p>
+            <w:pPr>
+              <w:pStyle w:val="Compact"/>
+            </w:pPr>
+          </w:p>
+        </w:tc>
+        <w:tc>
+          <w:tcPr>
+            <w:tcW w:w="973" w:type="dxa"/>
+          </w:tcPr>
+          <w:p>
+            <w:pPr>
+              <w:pStyle w:val="Compact"/>
+            </w:pPr>
+          </w:p>
+        </w:tc>
+        <w:tc>
+          <w:tcPr>
+            <w:tcW w:w="4609" w:type="dxa"/>
+          </w:tcPr>
+          <w:p>
+            <w:pPr>
+              <w:pStyle w:val="Compact"/>
+            </w:pPr>
+          </w:p>
+        </w:tc>
+      </w:tr>
+      <w:tr>
+        <w:tc>
+          <w:tcPr>
+            <w:tcW w:w="2141" w:type="dxa"/>
+          </w:tcPr>
+          <w:p>
+            <w:pPr>
+              <w:pStyle w:val="Compact"/>
+              <w:jc w:val="left"/>
+            </w:pPr>
+            <w:r>
+              <w:t xml:space="preserve">Compatibility</w:t>
+            </w:r>
+          </w:p>
+        </w:tc>
+        <w:tc>
+          <w:tcPr>
+            <w:tcW w:w="2141" w:type="dxa"/>
+          </w:tcPr>
+          <w:p>
+            <w:pPr>
+              <w:pStyle w:val="Compact"/>
+            </w:pPr>
+          </w:p>
+        </w:tc>
+        <w:tc>
+          <w:tcPr>
+            <w:tcW w:w="973" w:type="dxa"/>
+          </w:tcPr>
+          <w:p>
+            <w:pPr>
+              <w:pStyle w:val="Compact"/>
+            </w:pPr>
+          </w:p>
+        </w:tc>
+        <w:tc>
+          <w:tcPr>
+            <w:tcW w:w="4609" w:type="dxa"/>
+          </w:tcPr>
+          <w:p>
+            <w:pPr>
+              <w:pStyle w:val="Compact"/>
+            </w:pPr>
+          </w:p>
+        </w:tc>
+      </w:tr>
+      <w:tr>
+        <w:tc>
+          <w:tcPr>
+            <w:tcW w:w="2141" w:type="dxa"/>
+          </w:tcPr>
+          <w:p>
+            <w:pPr>
+              <w:pStyle w:val="Compact"/>
+              <w:jc w:val="left"/>
+            </w:pPr>
+            <w:r>
+              <w:t xml:space="preserve">Interaction capability</w:t>
+            </w:r>
+          </w:p>
+        </w:tc>
+        <w:tc>
+          <w:tcPr>
+            <w:tcW w:w="2141" w:type="dxa"/>
+          </w:tcPr>
+          <w:p>
+            <w:pPr>
+              <w:pStyle w:val="Compact"/>
+            </w:pPr>
+          </w:p>
+        </w:tc>
+        <w:tc>
+          <w:tcPr>
+            <w:tcW w:w="973" w:type="dxa"/>
+          </w:tcPr>
+          <w:p>
+            <w:pPr>
+              <w:pStyle w:val="Compact"/>
+            </w:pPr>
+          </w:p>
+        </w:tc>
+        <w:tc>
+          <w:tcPr>
+            <w:tcW w:w="4609" w:type="dxa"/>
+          </w:tcPr>
+          <w:p>
+            <w:pPr>
+              <w:pStyle w:val="Compact"/>
+            </w:pPr>
+          </w:p>
+        </w:tc>
+      </w:tr>
+      <w:tr>
+        <w:tc>
+          <w:tcPr>
+            <w:tcW w:w="2141" w:type="dxa"/>
+          </w:tcPr>
+          <w:p>
+            <w:pPr>
+              <w:pStyle w:val="Compact"/>
+              <w:jc w:val="left"/>
+            </w:pPr>
+            <w:r>
+              <w:t xml:space="preserve">Reliability</w:t>
+            </w:r>
+          </w:p>
+        </w:tc>
+        <w:tc>
+          <w:tcPr>
+            <w:tcW w:w="2141" w:type="dxa"/>
+          </w:tcPr>
+          <w:p>
+            <w:pPr>
+              <w:pStyle w:val="Compact"/>
+            </w:pPr>
+          </w:p>
+        </w:tc>
+        <w:tc>
+          <w:tcPr>
+            <w:tcW w:w="973" w:type="dxa"/>
+          </w:tcPr>
+          <w:p>
+            <w:pPr>
+              <w:pStyle w:val="Compact"/>
+            </w:pPr>
+          </w:p>
+        </w:tc>
+        <w:tc>
+          <w:tcPr>
+            <w:tcW w:w="4609" w:type="dxa"/>
+          </w:tcPr>
+          <w:p>
+            <w:pPr>
+              <w:pStyle w:val="Compact"/>
+            </w:pPr>
+          </w:p>
+        </w:tc>
+      </w:tr>
+      <w:tr>
+        <w:tc>
+          <w:tcPr>
+            <w:tcW w:w="2141" w:type="dxa"/>
+          </w:tcPr>
+          <w:p>
+            <w:pPr>
+              <w:pStyle w:val="Compact"/>
+              <w:jc w:val="left"/>
+            </w:pPr>
+            <w:r>
+              <w:t xml:space="preserve">Security</w:t>
+            </w:r>
+          </w:p>
+        </w:tc>
+        <w:tc>
+          <w:tcPr>
+            <w:tcW w:w="2141" w:type="dxa"/>
+          </w:tcPr>
+          <w:p>
+            <w:pPr>
+              <w:pStyle w:val="Compact"/>
+            </w:pPr>
+          </w:p>
+        </w:tc>
+        <w:tc>
+          <w:tcPr>
+            <w:tcW w:w="973" w:type="dxa"/>
+          </w:tcPr>
+          <w:p>
+            <w:pPr>
+              <w:pStyle w:val="Compact"/>
+            </w:pPr>
+          </w:p>
+        </w:tc>
+        <w:tc>
+          <w:tcPr>
+            <w:tcW w:w="4609" w:type="dxa"/>
+          </w:tcPr>
+          <w:p>
+            <w:pPr>
+              <w:pStyle w:val="Compact"/>
+            </w:pPr>
+          </w:p>
+        </w:tc>
+      </w:tr>
+      <w:tr>
+        <w:tc>
+          <w:tcPr>
+            <w:tcW w:w="2141" w:type="dxa"/>
+          </w:tcPr>
+          <w:p>
+            <w:pPr>
+              <w:pStyle w:val="Compact"/>
+              <w:jc w:val="left"/>
+            </w:pPr>
+            <w:r>
+              <w:t xml:space="preserve">Maintainability</w:t>
+            </w:r>
+          </w:p>
+        </w:tc>
+        <w:tc>
+          <w:tcPr>
+            <w:tcW w:w="2141" w:type="dxa"/>
+          </w:tcPr>
+          <w:p>
+            <w:pPr>
+              <w:pStyle w:val="Compact"/>
+            </w:pPr>
+          </w:p>
+        </w:tc>
+        <w:tc>
+          <w:tcPr>
+            <w:tcW w:w="973" w:type="dxa"/>
+          </w:tcPr>
+          <w:p>
+            <w:pPr>
+              <w:pStyle w:val="Compact"/>
+            </w:pPr>
+          </w:p>
+        </w:tc>
+        <w:tc>
+          <w:tcPr>
+            <w:tcW w:w="4609" w:type="dxa"/>
+          </w:tcPr>
+          <w:p>
+            <w:pPr>
+              <w:pStyle w:val="Compact"/>
+            </w:pPr>
+          </w:p>
+        </w:tc>
+      </w:tr>
+      <w:tr>
+        <w:tc>
+          <w:tcPr>
+            <w:tcW w:w="2141" w:type="dxa"/>
+          </w:tcPr>
+          <w:p>
+            <w:pPr>
+              <w:pStyle w:val="Compact"/>
+              <w:jc w:val="left"/>
+            </w:pPr>
+            <w:r>
+              <w:t xml:space="preserve">Flexibility</w:t>
+            </w:r>
+          </w:p>
+        </w:tc>
+        <w:tc>
+          <w:tcPr>
+            <w:tcW w:w="2141" w:type="dxa"/>
+          </w:tcPr>
+          <w:p>
+            <w:pPr>
+              <w:pStyle w:val="Compact"/>
+            </w:pPr>
+          </w:p>
+        </w:tc>
+        <w:tc>
+          <w:tcPr>
+            <w:tcW w:w="973" w:type="dxa"/>
+          </w:tcPr>
+          <w:p>
+            <w:pPr>
+              <w:pStyle w:val="Compact"/>
+            </w:pPr>
+          </w:p>
+        </w:tc>
+        <w:tc>
+          <w:tcPr>
+            <w:tcW w:w="4609" w:type="dxa"/>
+          </w:tcPr>
+          <w:p>
+            <w:pPr>
+              <w:pStyle w:val="Compact"/>
+            </w:pPr>
+          </w:p>
+        </w:tc>
+      </w:tr>
+      <w:tr>
+        <w:tc>
+          <w:tcPr>
+            <w:tcW w:w="2141" w:type="dxa"/>
+          </w:tcPr>
+          <w:p>
+            <w:pPr>
+              <w:pStyle w:val="Compact"/>
+              <w:jc w:val="left"/>
+            </w:pPr>
+            <w:r>
+              <w:t xml:space="preserve">Safety</w:t>
+            </w:r>
+          </w:p>
+        </w:tc>
+        <w:tc>
+          <w:tcPr>
+            <w:tcW w:w="2141" w:type="dxa"/>
+          </w:tcPr>
+          <w:p>
+            <w:pPr>
+              <w:pStyle w:val="Compact"/>
+            </w:pPr>
+          </w:p>
+        </w:tc>
+        <w:tc>
+          <w:tcPr>
+            <w:tcW w:w="973" w:type="dxa"/>
+          </w:tcPr>
+          <w:p>
+            <w:pPr>
+              <w:pStyle w:val="Compact"/>
+            </w:pPr>
+          </w:p>
+        </w:tc>
+        <w:tc>
+          <w:tcPr>
+            <w:tcW w:w="4609" w:type="dxa"/>
           </w:tcPr>
           <w:p>
             <w:pPr>
@@ -686,37 +727,34 @@
         </w:tc>
       </w:tr>
     </w:tbl>
+    <w:p>
+      <w:pPr>
+        <w:pStyle w:val="BlockText"/>
+      </w:pPr>
+      <w:r>
+        <w:t xml:space="preserve">Όλα τα χαρακτηριστικά εμφανίζονται, ακόμη κι αν κρίνετε ότι κάποιο είναι χαμηλής σημασίας· η αιτιολόγηση της χαμηλής σημασίας είναι μέρος της δουλειάς. Χρησιμοποιήστε την ορολογία της έκδοσης 2023.</w:t>
+      </w:r>
+    </w:p>
     <w:bookmarkEnd w:id="21"/>
-    <w:bookmarkStart w:id="22" w:name="Xa38c8fb6c0b1b8983e97182007b9aa6cbe0e45d"/>
+    <w:bookmarkStart w:id="22" w:name="α2-ποιότητα-κατά-τη-χρήση-ε33"/>
     <w:p>
       <w:pPr>
         <w:pStyle w:val="Heading3"/>
       </w:pPr>
       <w:r>
-        <w:t xml:space="preserve">Α.3 Αντιστοίχιση απαιτήσεων σε χαρακτηριστικά</w:t>
+        <w:t xml:space="preserve">Α.2 Ποιότητα κατά τη χρήση (Ε3.3)</w:t>
       </w:r>
     </w:p>
     <w:p>
       <w:pPr>
-        <w:pStyle w:val="BlockText"/>
+        <w:pStyle w:val="FirstParagraph"/>
       </w:pPr>
       <w:r>
-        <w:t xml:space="preserve">Κάθε απαίτηση του</w:t>
-      </w:r>
-      <w:r>
-        <w:t xml:space="preserve"> </w:t>
-      </w:r>
-      <w:r>
         <w:rPr>
-          <w:rStyle w:val="VerbatimChar"/>
+          <w:bCs/>
+          <w:b/>
         </w:rPr>
-        <w:t xml:space="preserve">requirements.md</w:t>
-      </w:r>
-      <w:r>
-        <w:t xml:space="preserve"> </w:t>
-      </w:r>
-      <w:r>
-        <w:t xml:space="preserve">αντιστοιχίζεται σε χαρακτηριστικό και υποχαρακτηριστικό. Χαρακτηριστικά υψηλής σημασίας χωρίς απαίτηση είναι εύρημα.</w:t>
+        <w:t xml:space="preserve">Πλαίσια χρήσης</w:t>
       </w:r>
     </w:p>
     <w:tbl>
@@ -727,9 +765,11 @@
         <w:tblLook w:firstRow="1" w:lastRow="0" w:firstColumn="0" w:lastColumn="0" w:noHBand="0" w:noVBand="0" w:val="0020"/>
       </w:tblPr>
       <w:tblGrid>
-        <w:gridCol w:w="4306"/>
-        <w:gridCol w:w="2510"/>
-        <w:gridCol w:w="3048"/>
+        <w:gridCol w:w="1684"/>
+        <w:gridCol w:w="1684"/>
+        <w:gridCol w:w="1684"/>
+        <w:gridCol w:w="2407"/>
+        <w:gridCol w:w="2405"/>
       </w:tblGrid>
       <w:tr>
         <w:trPr>
@@ -737,71 +777,235 @@
         </w:trPr>
         <w:tc>
           <w:tcPr>
-            <w:tcW w:w="4306" w:type="dxa"/>
-          </w:tcPr>
-          <w:p>
-            <w:pPr>
-              <w:pStyle w:val="Compact"/>
-              <w:jc w:val="left"/>
-            </w:pPr>
-            <w:r>
-              <w:t xml:space="preserve">Απαίτηση</w:t>
-            </w:r>
-          </w:p>
-        </w:tc>
-        <w:tc>
-          <w:tcPr>
-            <w:tcW w:w="2510" w:type="dxa"/>
-          </w:tcPr>
-          <w:p>
-            <w:pPr>
-              <w:pStyle w:val="Compact"/>
-              <w:jc w:val="left"/>
-            </w:pPr>
-            <w:r>
-              <w:t xml:space="preserve">Χαρακτηριστικό</w:t>
-            </w:r>
-          </w:p>
-        </w:tc>
-        <w:tc>
-          <w:tcPr>
-            <w:tcW w:w="3048" w:type="dxa"/>
-          </w:tcPr>
-          <w:p>
-            <w:pPr>
-              <w:pStyle w:val="Compact"/>
-              <w:jc w:val="left"/>
-            </w:pPr>
-            <w:r>
-              <w:t xml:space="preserve">Υποχαρακτηριστικό</w:t>
-            </w:r>
-          </w:p>
-        </w:tc>
-      </w:tr>
-      <w:tr>
-        <w:tc>
-          <w:tcPr>
-            <w:tcW w:w="4306" w:type="dxa"/>
-          </w:tcPr>
-          <w:p>
-            <w:pPr>
-              <w:pStyle w:val="Compact"/>
-            </w:pPr>
-          </w:p>
-        </w:tc>
-        <w:tc>
-          <w:tcPr>
-            <w:tcW w:w="2510" w:type="dxa"/>
-          </w:tcPr>
-          <w:p>
-            <w:pPr>
-              <w:pStyle w:val="Compact"/>
-            </w:pPr>
-          </w:p>
-        </w:tc>
-        <w:tc>
-          <w:tcPr>
-            <w:tcW w:w="3048" w:type="dxa"/>
+            <w:tcW w:w="1684" w:type="dxa"/>
+          </w:tcPr>
+          <w:p>
+            <w:pPr>
+              <w:pStyle w:val="Compact"/>
+              <w:jc w:val="left"/>
+            </w:pPr>
+            <w:r>
+              <w:t xml:space="preserve">#</w:t>
+            </w:r>
+          </w:p>
+        </w:tc>
+        <w:tc>
+          <w:tcPr>
+            <w:tcW w:w="1684" w:type="dxa"/>
+          </w:tcPr>
+          <w:p>
+            <w:pPr>
+              <w:pStyle w:val="Compact"/>
+              <w:jc w:val="left"/>
+            </w:pPr>
+            <w:r>
+              <w:t xml:space="preserve">Χρήστες</w:t>
+            </w:r>
+          </w:p>
+        </w:tc>
+        <w:tc>
+          <w:tcPr>
+            <w:tcW w:w="1684" w:type="dxa"/>
+          </w:tcPr>
+          <w:p>
+            <w:pPr>
+              <w:pStyle w:val="Compact"/>
+              <w:jc w:val="left"/>
+            </w:pPr>
+            <w:r>
+              <w:t xml:space="preserve">Εργασία</w:t>
+            </w:r>
+          </w:p>
+        </w:tc>
+        <w:tc>
+          <w:tcPr>
+            <w:tcW w:w="2407" w:type="dxa"/>
+          </w:tcPr>
+          <w:p>
+            <w:pPr>
+              <w:pStyle w:val="Compact"/>
+              <w:jc w:val="left"/>
+            </w:pPr>
+            <w:r>
+              <w:t xml:space="preserve">Εξοπλισμός</w:t>
+            </w:r>
+          </w:p>
+        </w:tc>
+        <w:tc>
+          <w:tcPr>
+            <w:tcW w:w="2405" w:type="dxa"/>
+          </w:tcPr>
+          <w:p>
+            <w:pPr>
+              <w:pStyle w:val="Compact"/>
+              <w:jc w:val="left"/>
+            </w:pPr>
+            <w:r>
+              <w:t xml:space="preserve">Περιβάλλον</w:t>
+            </w:r>
+          </w:p>
+        </w:tc>
+      </w:tr>
+      <w:tr>
+        <w:tc>
+          <w:tcPr>
+            <w:tcW w:w="1684" w:type="dxa"/>
+          </w:tcPr>
+          <w:p>
+            <w:pPr>
+              <w:pStyle w:val="Compact"/>
+              <w:jc w:val="left"/>
+            </w:pPr>
+            <w:r>
+              <w:t xml:space="preserve">ΠΧ1</w:t>
+            </w:r>
+          </w:p>
+        </w:tc>
+        <w:tc>
+          <w:tcPr>
+            <w:tcW w:w="1684" w:type="dxa"/>
+          </w:tcPr>
+          <w:p>
+            <w:pPr>
+              <w:pStyle w:val="Compact"/>
+            </w:pPr>
+          </w:p>
+        </w:tc>
+        <w:tc>
+          <w:tcPr>
+            <w:tcW w:w="1684" w:type="dxa"/>
+          </w:tcPr>
+          <w:p>
+            <w:pPr>
+              <w:pStyle w:val="Compact"/>
+            </w:pPr>
+          </w:p>
+        </w:tc>
+        <w:tc>
+          <w:tcPr>
+            <w:tcW w:w="2407" w:type="dxa"/>
+          </w:tcPr>
+          <w:p>
+            <w:pPr>
+              <w:pStyle w:val="Compact"/>
+            </w:pPr>
+          </w:p>
+        </w:tc>
+        <w:tc>
+          <w:tcPr>
+            <w:tcW w:w="2405" w:type="dxa"/>
+          </w:tcPr>
+          <w:p>
+            <w:pPr>
+              <w:pStyle w:val="Compact"/>
+            </w:pPr>
+          </w:p>
+        </w:tc>
+      </w:tr>
+      <w:tr>
+        <w:tc>
+          <w:tcPr>
+            <w:tcW w:w="1684" w:type="dxa"/>
+          </w:tcPr>
+          <w:p>
+            <w:pPr>
+              <w:pStyle w:val="Compact"/>
+              <w:jc w:val="left"/>
+            </w:pPr>
+            <w:r>
+              <w:t xml:space="preserve">ΠΧ2</w:t>
+            </w:r>
+          </w:p>
+        </w:tc>
+        <w:tc>
+          <w:tcPr>
+            <w:tcW w:w="1684" w:type="dxa"/>
+          </w:tcPr>
+          <w:p>
+            <w:pPr>
+              <w:pStyle w:val="Compact"/>
+            </w:pPr>
+          </w:p>
+        </w:tc>
+        <w:tc>
+          <w:tcPr>
+            <w:tcW w:w="1684" w:type="dxa"/>
+          </w:tcPr>
+          <w:p>
+            <w:pPr>
+              <w:pStyle w:val="Compact"/>
+            </w:pPr>
+          </w:p>
+        </w:tc>
+        <w:tc>
+          <w:tcPr>
+            <w:tcW w:w="2407" w:type="dxa"/>
+          </w:tcPr>
+          <w:p>
+            <w:pPr>
+              <w:pStyle w:val="Compact"/>
+            </w:pPr>
+          </w:p>
+        </w:tc>
+        <w:tc>
+          <w:tcPr>
+            <w:tcW w:w="2405" w:type="dxa"/>
+          </w:tcPr>
+          <w:p>
+            <w:pPr>
+              <w:pStyle w:val="Compact"/>
+            </w:pPr>
+          </w:p>
+        </w:tc>
+      </w:tr>
+      <w:tr>
+        <w:tc>
+          <w:tcPr>
+            <w:tcW w:w="1684" w:type="dxa"/>
+          </w:tcPr>
+          <w:p>
+            <w:pPr>
+              <w:pStyle w:val="Compact"/>
+              <w:jc w:val="left"/>
+            </w:pPr>
+            <w:r>
+              <w:t xml:space="preserve">ΠΧ3</w:t>
+            </w:r>
+          </w:p>
+        </w:tc>
+        <w:tc>
+          <w:tcPr>
+            <w:tcW w:w="1684" w:type="dxa"/>
+          </w:tcPr>
+          <w:p>
+            <w:pPr>
+              <w:pStyle w:val="Compact"/>
+            </w:pPr>
+          </w:p>
+        </w:tc>
+        <w:tc>
+          <w:tcPr>
+            <w:tcW w:w="1684" w:type="dxa"/>
+          </w:tcPr>
+          <w:p>
+            <w:pPr>
+              <w:pStyle w:val="Compact"/>
+            </w:pPr>
+          </w:p>
+        </w:tc>
+        <w:tc>
+          <w:tcPr>
+            <w:tcW w:w="2407" w:type="dxa"/>
+          </w:tcPr>
+          <w:p>
+            <w:pPr>
+              <w:pStyle w:val="Compact"/>
+            </w:pPr>
+          </w:p>
+        </w:tc>
+        <w:tc>
+          <w:tcPr>
+            <w:tcW w:w="2405" w:type="dxa"/>
           </w:tcPr>
           <w:p>
             <w:pPr>
@@ -811,14 +1015,16 @@
         </w:tc>
       </w:tr>
     </w:tbl>
-    <w:bookmarkEnd w:id="22"/>
-    <w:bookmarkStart w:id="23" w:name="Xaa411a866777068d00e7a8366712381e6f03ae5"/>
     <w:p>
       <w:pPr>
-        <w:pStyle w:val="Heading3"/>
+        <w:pStyle w:val="BodyText"/>
       </w:pPr>
       <w:r>
-        <w:t xml:space="preserve">Α.4 Συγκρούσεις χαρακτηριστικών (trade-offs)</w:t>
+        <w:rPr>
+          <w:bCs/>
+          <w:b/>
+        </w:rPr>
+        <w:t xml:space="preserve">Χαρακτηριστικά ISO/IEC 25019:2023</w:t>
       </w:r>
     </w:p>
     <w:tbl>
@@ -829,10 +1035,10 @@
         <w:tblLook w:firstRow="1" w:lastRow="0" w:firstColumn="0" w:lastColumn="0" w:noHBand="0" w:noVBand="0" w:val="0020"/>
       </w:tblPr>
       <w:tblGrid>
-        <w:gridCol w:w="1722"/>
-        <w:gridCol w:w="1878"/>
-        <w:gridCol w:w="2661"/>
-        <w:gridCol w:w="3603"/>
+        <w:gridCol w:w="1759"/>
+        <w:gridCol w:w="2455"/>
+        <w:gridCol w:w="3931"/>
+        <w:gridCol w:w="1719"/>
       </w:tblGrid>
       <w:tr>
         <w:trPr>
@@ -840,95 +1046,191 @@
         </w:trPr>
         <w:tc>
           <w:tcPr>
-            <w:tcW w:w="1722" w:type="dxa"/>
-          </w:tcPr>
-          <w:p>
-            <w:pPr>
-              <w:pStyle w:val="Compact"/>
-              <w:jc w:val="left"/>
-            </w:pPr>
-            <w:r>
-              <w:t xml:space="preserve">Βελτιώνεται</w:t>
-            </w:r>
-          </w:p>
-        </w:tc>
-        <w:tc>
-          <w:tcPr>
-            <w:tcW w:w="1878" w:type="dxa"/>
-          </w:tcPr>
-          <w:p>
-            <w:pPr>
-              <w:pStyle w:val="Compact"/>
-              <w:jc w:val="left"/>
-            </w:pPr>
-            <w:r>
-              <w:t xml:space="preserve">Χειροτερεύει</w:t>
-            </w:r>
-          </w:p>
-        </w:tc>
-        <w:tc>
-          <w:tcPr>
-            <w:tcW w:w="2661" w:type="dxa"/>
-          </w:tcPr>
-          <w:p>
-            <w:pPr>
-              <w:pStyle w:val="Compact"/>
-              <w:jc w:val="left"/>
-            </w:pPr>
-            <w:r>
-              <w:t xml:space="preserve">Πού στο StudyRoom</w:t>
-            </w:r>
-          </w:p>
-        </w:tc>
-        <w:tc>
-          <w:tcPr>
-            <w:tcW w:w="3603" w:type="dxa"/>
-          </w:tcPr>
-          <w:p>
-            <w:pPr>
-              <w:pStyle w:val="Compact"/>
-              <w:jc w:val="left"/>
-            </w:pPr>
-            <w:r>
-              <w:t xml:space="preserve">Απόφαση και αιτιολόγηση</w:t>
-            </w:r>
-          </w:p>
-        </w:tc>
-      </w:tr>
-      <w:tr>
-        <w:tc>
-          <w:tcPr>
-            <w:tcW w:w="1722" w:type="dxa"/>
-          </w:tcPr>
-          <w:p>
-            <w:pPr>
-              <w:pStyle w:val="Compact"/>
-            </w:pPr>
-          </w:p>
-        </w:tc>
-        <w:tc>
-          <w:tcPr>
-            <w:tcW w:w="1878" w:type="dxa"/>
-          </w:tcPr>
-          <w:p>
-            <w:pPr>
-              <w:pStyle w:val="Compact"/>
-            </w:pPr>
-          </w:p>
-        </w:tc>
-        <w:tc>
-          <w:tcPr>
-            <w:tcW w:w="2661" w:type="dxa"/>
-          </w:tcPr>
-          <w:p>
-            <w:pPr>
-              <w:pStyle w:val="Compact"/>
-            </w:pPr>
-          </w:p>
-        </w:tc>
-        <w:tc>
-          <w:tcPr>
-            <w:tcW w:w="3603" w:type="dxa"/>
+            <w:tcW w:w="1759" w:type="dxa"/>
+          </w:tcPr>
+          <w:p>
+            <w:pPr>
+              <w:pStyle w:val="Compact"/>
+              <w:jc w:val="left"/>
+            </w:pPr>
+            <w:r>
+              <w:t xml:space="preserve">Χαρακτηριστικό</w:t>
+            </w:r>
+          </w:p>
+        </w:tc>
+        <w:tc>
+          <w:tcPr>
+            <w:tcW w:w="2455" w:type="dxa"/>
+          </w:tcPr>
+          <w:p>
+            <w:pPr>
+              <w:pStyle w:val="Compact"/>
+              <w:jc w:val="left"/>
+            </w:pPr>
+            <w:r>
+              <w:t xml:space="preserve">Τι σημαίνει για το StudyRoom</w:t>
+            </w:r>
+          </w:p>
+        </w:tc>
+        <w:tc>
+          <w:tcPr>
+            <w:tcW w:w="3931" w:type="dxa"/>
+          </w:tcPr>
+          <w:p>
+            <w:pPr>
+              <w:pStyle w:val="Compact"/>
+              <w:jc w:val="left"/>
+            </w:pPr>
+            <w:r>
+              <w:t xml:space="preserve">Πώς θα το παρατηρούσαμε στην πιλοτική λειτουργία</w:t>
+            </w:r>
+          </w:p>
+        </w:tc>
+        <w:tc>
+          <w:tcPr>
+            <w:tcW w:w="1719" w:type="dxa"/>
+          </w:tcPr>
+          <w:p>
+            <w:pPr>
+              <w:pStyle w:val="Compact"/>
+              <w:jc w:val="left"/>
+            </w:pPr>
+            <w:r>
+              <w:t xml:space="preserve">Χαρακτηριστικά προϊόντος που το επηρεάζουν</w:t>
+            </w:r>
+          </w:p>
+        </w:tc>
+      </w:tr>
+      <w:tr>
+        <w:tc>
+          <w:tcPr>
+            <w:tcW w:w="1759" w:type="dxa"/>
+          </w:tcPr>
+          <w:p>
+            <w:pPr>
+              <w:pStyle w:val="Compact"/>
+              <w:jc w:val="left"/>
+            </w:pPr>
+            <w:r>
+              <w:t xml:space="preserve">Ωφελιμότητα (beneficialness)</w:t>
+            </w:r>
+          </w:p>
+        </w:tc>
+        <w:tc>
+          <w:tcPr>
+            <w:tcW w:w="2455" w:type="dxa"/>
+          </w:tcPr>
+          <w:p>
+            <w:pPr>
+              <w:pStyle w:val="Compact"/>
+            </w:pPr>
+          </w:p>
+        </w:tc>
+        <w:tc>
+          <w:tcPr>
+            <w:tcW w:w="3931" w:type="dxa"/>
+          </w:tcPr>
+          <w:p>
+            <w:pPr>
+              <w:pStyle w:val="Compact"/>
+            </w:pPr>
+          </w:p>
+        </w:tc>
+        <w:tc>
+          <w:tcPr>
+            <w:tcW w:w="1719" w:type="dxa"/>
+          </w:tcPr>
+          <w:p>
+            <w:pPr>
+              <w:pStyle w:val="Compact"/>
+            </w:pPr>
+          </w:p>
+        </w:tc>
+      </w:tr>
+      <w:tr>
+        <w:tc>
+          <w:tcPr>
+            <w:tcW w:w="1759" w:type="dxa"/>
+          </w:tcPr>
+          <w:p>
+            <w:pPr>
+              <w:pStyle w:val="Compact"/>
+              <w:jc w:val="left"/>
+            </w:pPr>
+            <w:r>
+              <w:t xml:space="preserve">Ελευθερία από κινδύνους (freedom from risk)</w:t>
+            </w:r>
+          </w:p>
+        </w:tc>
+        <w:tc>
+          <w:tcPr>
+            <w:tcW w:w="2455" w:type="dxa"/>
+          </w:tcPr>
+          <w:p>
+            <w:pPr>
+              <w:pStyle w:val="Compact"/>
+            </w:pPr>
+          </w:p>
+        </w:tc>
+        <w:tc>
+          <w:tcPr>
+            <w:tcW w:w="3931" w:type="dxa"/>
+          </w:tcPr>
+          <w:p>
+            <w:pPr>
+              <w:pStyle w:val="Compact"/>
+            </w:pPr>
+          </w:p>
+        </w:tc>
+        <w:tc>
+          <w:tcPr>
+            <w:tcW w:w="1719" w:type="dxa"/>
+          </w:tcPr>
+          <w:p>
+            <w:pPr>
+              <w:pStyle w:val="Compact"/>
+            </w:pPr>
+          </w:p>
+        </w:tc>
+      </w:tr>
+      <w:tr>
+        <w:tc>
+          <w:tcPr>
+            <w:tcW w:w="1759" w:type="dxa"/>
+          </w:tcPr>
+          <w:p>
+            <w:pPr>
+              <w:pStyle w:val="Compact"/>
+              <w:jc w:val="left"/>
+            </w:pPr>
+            <w:r>
+              <w:t xml:space="preserve">Αποδοχή (acceptability)</w:t>
+            </w:r>
+          </w:p>
+        </w:tc>
+        <w:tc>
+          <w:tcPr>
+            <w:tcW w:w="2455" w:type="dxa"/>
+          </w:tcPr>
+          <w:p>
+            <w:pPr>
+              <w:pStyle w:val="Compact"/>
+            </w:pPr>
+          </w:p>
+        </w:tc>
+        <w:tc>
+          <w:tcPr>
+            <w:tcW w:w="3931" w:type="dxa"/>
+          </w:tcPr>
+          <w:p>
+            <w:pPr>
+              <w:pStyle w:val="Compact"/>
+            </w:pPr>
+          </w:p>
+        </w:tc>
+        <w:tc>
+          <w:tcPr>
+            <w:tcW w:w="1719" w:type="dxa"/>
           </w:tcPr>
           <w:p>
             <w:pPr>
@@ -938,34 +1240,14 @@
         </w:tc>
       </w:tr>
     </w:tbl>
-    <w:bookmarkEnd w:id="23"/>
-    <w:bookmarkEnd w:id="24"/>
-    <w:bookmarkStart w:id="32" w:name="Xe99e9e615d50894a0da5e7ef5205c3865fb87c8"/>
-    <w:p>
-      <w:pPr>
-        <w:pStyle w:val="Heading2"/>
-      </w:pPr>
-      <w:r>
-        <w:t xml:space="preserve">Μέρος Β · Σχέδιο διασφάλισης ποιότητας (βάσει IEEE 730)</w:t>
-      </w:r>
-    </w:p>
-    <w:bookmarkStart w:id="25" w:name="β1-σκοπός-και-εύρος"/>
+    <w:bookmarkEnd w:id="22"/>
+    <w:bookmarkStart w:id="23" w:name="X50894e0cca15226ac3ee3f3283a1d1051ebe2ec"/>
     <w:p>
       <w:pPr>
         <w:pStyle w:val="Heading3"/>
       </w:pPr>
       <w:r>
-        <w:t xml:space="preserve">Β.1 Σκοπός και εύρος</w:t>
-      </w:r>
-    </w:p>
-    <w:bookmarkEnd w:id="25"/>
-    <w:bookmarkStart w:id="26" w:name="β2-οργάνωση-και-ανεξαρτησία"/>
-    <w:p>
-      <w:pPr>
-        <w:pStyle w:val="Heading3"/>
-      </w:pPr>
-      <w:r>
-        <w:t xml:space="preserve">Β.2 Οργάνωση και ανεξαρτησία</w:t>
+        <w:t xml:space="preserve">Α.3 Αντιστοίχιση απαιτήσεων σε χαρακτηριστικά (Ε3.4)</w:t>
       </w:r>
     </w:p>
     <w:p>
@@ -973,35 +1255,19 @@
         <w:pStyle w:val="BlockText"/>
       </w:pPr>
       <w:r>
-        <w:t xml:space="preserve">Ρόλοι στην ομάδα σας, ποιος κάνει review σε τι, πώς εξασφαλίζεται ότι κανείς δεν ελέγχει μόνος τη δουλειά του.</w:t>
-      </w:r>
-    </w:p>
-    <w:bookmarkEnd w:id="26"/>
-    <w:bookmarkStart w:id="27" w:name="β3-κίνδυνοι-προϊόντος"/>
-    <w:p>
-      <w:pPr>
-        <w:pStyle w:val="Heading3"/>
-      </w:pPr>
-      <w:r>
-        <w:t xml:space="preserve">Β.3 Κίνδυνοι προϊόντος</w:t>
-      </w:r>
-    </w:p>
-    <w:p>
-      <w:pPr>
-        <w:pStyle w:val="BlockText"/>
-      </w:pPr>
-      <w:r>
-        <w:t xml:space="preserve">Αναφορά στο μητρώο κινδύνων· οι κίνδυνοι υψηλής και κρίσιμης προτεραιότητας με τη στρατηγική τους.</w:t>
-      </w:r>
-    </w:p>
-    <w:bookmarkEnd w:id="27"/>
-    <w:bookmarkStart w:id="28" w:name="β4-πρότυπα-πρακτικές-και-εργαλεία"/>
-    <w:p>
-      <w:pPr>
-        <w:pStyle w:val="Heading3"/>
-      </w:pPr>
-      <w:r>
-        <w:t xml:space="preserve">Β.4 Πρότυπα, πρακτικές και εργαλεία</w:t>
+        <w:t xml:space="preserve">Κάθε απαίτηση του</w:t>
+      </w:r>
+      <w:r>
+        <w:t xml:space="preserve"> </w:t>
+      </w:r>
+      <w:r>
+        <w:rPr>
+          <w:rStyle w:val="VerbatimChar"/>
+        </w:rPr>
+        <w:t xml:space="preserve">requirements.md</w:t>
+      </w:r>
+      <w:r>
+        <w:t xml:space="preserve">, παλιά και νέα, αντιστοιχίζεται σε ένα χαρακτηριστικό και υποχαρακτηριστικό. Υποχαρακτηριστικά υψηλής σημασίας χωρίς απαίτηση είναι εύρημα.</w:t>
       </w:r>
     </w:p>
     <w:tbl>
@@ -1012,9 +1278,10 @@
         <w:tblLook w:firstRow="1" w:lastRow="0" w:firstColumn="0" w:lastColumn="0" w:noHBand="0" w:noVBand="0" w:val="0020"/>
       </w:tblPr>
       <w:tblGrid>
-        <w:gridCol w:w="1541"/>
-        <w:gridCol w:w="5395"/>
-        <w:gridCol w:w="2928"/>
+        <w:gridCol w:w="2818"/>
+        <w:gridCol w:w="1644"/>
+        <w:gridCol w:w="1996"/>
+        <w:gridCol w:w="3406"/>
       </w:tblGrid>
       <w:tr>
         <w:trPr>
@@ -1022,7 +1289,1063 @@
         </w:trPr>
         <w:tc>
           <w:tcPr>
-            <w:tcW w:w="1541" w:type="dxa"/>
+            <w:tcW w:w="2818" w:type="dxa"/>
+          </w:tcPr>
+          <w:p>
+            <w:pPr>
+              <w:pStyle w:val="Compact"/>
+              <w:jc w:val="left"/>
+            </w:pPr>
+            <w:r>
+              <w:t xml:space="preserve">Απαίτηση</w:t>
+            </w:r>
+          </w:p>
+        </w:tc>
+        <w:tc>
+          <w:tcPr>
+            <w:tcW w:w="1644" w:type="dxa"/>
+          </w:tcPr>
+          <w:p>
+            <w:pPr>
+              <w:pStyle w:val="Compact"/>
+              <w:jc w:val="left"/>
+            </w:pPr>
+            <w:r>
+              <w:t xml:space="preserve">Χαρακτηριστικό</w:t>
+            </w:r>
+          </w:p>
+        </w:tc>
+        <w:tc>
+          <w:tcPr>
+            <w:tcW w:w="1996" w:type="dxa"/>
+          </w:tcPr>
+          <w:p>
+            <w:pPr>
+              <w:pStyle w:val="Compact"/>
+              <w:jc w:val="left"/>
+            </w:pPr>
+            <w:r>
+              <w:t xml:space="preserve">Υποχαρακτηριστικό</w:t>
+            </w:r>
+          </w:p>
+        </w:tc>
+        <w:tc>
+          <w:tcPr>
+            <w:tcW w:w="3406" w:type="dxa"/>
+          </w:tcPr>
+          <w:p>
+            <w:pPr>
+              <w:pStyle w:val="Compact"/>
+              <w:jc w:val="left"/>
+            </w:pPr>
+            <w:r>
+              <w:t xml:space="preserve">Νέα (Υx) / τροποποιημένη (Δx)</w:t>
+            </w:r>
+          </w:p>
+        </w:tc>
+      </w:tr>
+      <w:tr>
+        <w:tc>
+          <w:tcPr>
+            <w:tcW w:w="2818" w:type="dxa"/>
+          </w:tcPr>
+          <w:p>
+            <w:pPr>
+              <w:pStyle w:val="Compact"/>
+            </w:pPr>
+          </w:p>
+        </w:tc>
+        <w:tc>
+          <w:tcPr>
+            <w:tcW w:w="1644" w:type="dxa"/>
+          </w:tcPr>
+          <w:p>
+            <w:pPr>
+              <w:pStyle w:val="Compact"/>
+            </w:pPr>
+          </w:p>
+        </w:tc>
+        <w:tc>
+          <w:tcPr>
+            <w:tcW w:w="1996" w:type="dxa"/>
+          </w:tcPr>
+          <w:p>
+            <w:pPr>
+              <w:pStyle w:val="Compact"/>
+            </w:pPr>
+          </w:p>
+        </w:tc>
+        <w:tc>
+          <w:tcPr>
+            <w:tcW w:w="3406" w:type="dxa"/>
+          </w:tcPr>
+          <w:p>
+            <w:pPr>
+              <w:pStyle w:val="Compact"/>
+            </w:pPr>
+          </w:p>
+        </w:tc>
+      </w:tr>
+    </w:tbl>
+    <w:p>
+      <w:pPr>
+        <w:pStyle w:val="BodyText"/>
+      </w:pPr>
+      <w:r>
+        <w:rPr>
+          <w:bCs/>
+          <w:b/>
+        </w:rPr>
+        <w:t xml:space="preserve">Κενά και νέες απαιτήσεις που προέκυψαν</w:t>
+      </w:r>
+    </w:p>
+    <w:tbl>
+      <w:tblPr>
+        <w:tblStyle w:val="Table"/>
+        <w:tblW w:type="dxa" w:w="9864"/>
+        <w:tblLayout w:type="fixed"/>
+        <w:tblLook w:firstRow="1" w:lastRow="0" w:firstColumn="0" w:lastColumn="0" w:noHBand="0" w:noVBand="0" w:val="0020"/>
+      </w:tblPr>
+      <w:tblGrid>
+        <w:gridCol w:w="6442"/>
+        <w:gridCol w:w="3422"/>
+      </w:tblGrid>
+      <w:tr>
+        <w:trPr>
+          <w:tblHeader w:val="true"/>
+        </w:trPr>
+        <w:tc>
+          <w:tcPr>
+            <w:tcW w:w="6442" w:type="dxa"/>
+          </w:tcPr>
+          <w:p>
+            <w:pPr>
+              <w:pStyle w:val="Compact"/>
+              <w:jc w:val="left"/>
+            </w:pPr>
+            <w:r>
+              <w:t xml:space="preserve">Υποχαρακτηριστικό χωρίς απαίτηση</w:t>
+            </w:r>
+          </w:p>
+        </w:tc>
+        <w:tc>
+          <w:tcPr>
+            <w:tcW w:w="3422" w:type="dxa"/>
+          </w:tcPr>
+          <w:p>
+            <w:pPr>
+              <w:pStyle w:val="Compact"/>
+              <w:jc w:val="left"/>
+            </w:pPr>
+            <w:r>
+              <w:t xml:space="preserve">Νέα απαίτηση (ID)</w:t>
+            </w:r>
+          </w:p>
+        </w:tc>
+      </w:tr>
+      <w:tr>
+        <w:tc>
+          <w:tcPr>
+            <w:tcW w:w="6442" w:type="dxa"/>
+          </w:tcPr>
+          <w:p>
+            <w:pPr>
+              <w:pStyle w:val="Compact"/>
+            </w:pPr>
+          </w:p>
+        </w:tc>
+        <w:tc>
+          <w:tcPr>
+            <w:tcW w:w="3422" w:type="dxa"/>
+          </w:tcPr>
+          <w:p>
+            <w:pPr>
+              <w:pStyle w:val="Compact"/>
+            </w:pPr>
+          </w:p>
+        </w:tc>
+      </w:tr>
+    </w:tbl>
+    <w:bookmarkEnd w:id="23"/>
+    <w:bookmarkStart w:id="24" w:name="α4-ποιότητα-δεδομένων-ε35"/>
+    <w:p>
+      <w:pPr>
+        <w:pStyle w:val="Heading3"/>
+      </w:pPr>
+      <w:r>
+        <w:t xml:space="preserve">Α.4 Ποιότητα δεδομένων (Ε3.5)</w:t>
+      </w:r>
+    </w:p>
+    <w:tbl>
+      <w:tblPr>
+        <w:tblStyle w:val="Table"/>
+        <w:tblW w:type="dxa" w:w="9864"/>
+        <w:tblLayout w:type="fixed"/>
+        <w:tblLook w:firstRow="1" w:lastRow="0" w:firstColumn="0" w:lastColumn="0" w:noHBand="0" w:noVBand="0" w:val="0020"/>
+      </w:tblPr>
+      <w:tblGrid>
+        <w:gridCol w:w="2509"/>
+        <w:gridCol w:w="2422"/>
+        <w:gridCol w:w="2076"/>
+        <w:gridCol w:w="2857"/>
+      </w:tblGrid>
+      <w:tr>
+        <w:trPr>
+          <w:tblHeader w:val="true"/>
+        </w:trPr>
+        <w:tc>
+          <w:tcPr>
+            <w:tcW w:w="2509" w:type="dxa"/>
+          </w:tcPr>
+          <w:p>
+            <w:pPr>
+              <w:pStyle w:val="Compact"/>
+              <w:jc w:val="left"/>
+            </w:pPr>
+            <w:r>
+              <w:t xml:space="preserve">Πηγή δεδομένων</w:t>
+            </w:r>
+          </w:p>
+        </w:tc>
+        <w:tc>
+          <w:tcPr>
+            <w:tcW w:w="2422" w:type="dxa"/>
+          </w:tcPr>
+          <w:p>
+            <w:pPr>
+              <w:pStyle w:val="Compact"/>
+              <w:jc w:val="left"/>
+            </w:pPr>
+            <w:r>
+              <w:t xml:space="preserve">Χαρακτηριστικό ISO/IEC 25012</w:t>
+            </w:r>
+          </w:p>
+        </w:tc>
+        <w:tc>
+          <w:tcPr>
+            <w:tcW w:w="2076" w:type="dxa"/>
+          </w:tcPr>
+          <w:p>
+            <w:pPr>
+              <w:pStyle w:val="Compact"/>
+              <w:jc w:val="left"/>
+            </w:pPr>
+            <w:r>
+              <w:t xml:space="preserve">Κίνδυνος</w:t>
+            </w:r>
+          </w:p>
+        </w:tc>
+        <w:tc>
+          <w:tcPr>
+            <w:tcW w:w="2857" w:type="dxa"/>
+          </w:tcPr>
+          <w:p>
+            <w:pPr>
+              <w:pStyle w:val="Compact"/>
+              <w:jc w:val="left"/>
+            </w:pPr>
+            <w:r>
+              <w:t xml:space="preserve">Απαίτηση (ID)</w:t>
+            </w:r>
+          </w:p>
+        </w:tc>
+      </w:tr>
+      <w:tr>
+        <w:tc>
+          <w:tcPr>
+            <w:tcW w:w="2509" w:type="dxa"/>
+          </w:tcPr>
+          <w:p>
+            <w:pPr>
+              <w:pStyle w:val="Compact"/>
+              <w:jc w:val="left"/>
+            </w:pPr>
+            <w:r>
+              <w:t xml:space="preserve">Ημερολόγιο εξεταστικών (Υ10)</w:t>
+            </w:r>
+          </w:p>
+        </w:tc>
+        <w:tc>
+          <w:tcPr>
+            <w:tcW w:w="2422" w:type="dxa"/>
+          </w:tcPr>
+          <w:p>
+            <w:pPr>
+              <w:pStyle w:val="Compact"/>
+            </w:pPr>
+          </w:p>
+        </w:tc>
+        <w:tc>
+          <w:tcPr>
+            <w:tcW w:w="2076" w:type="dxa"/>
+          </w:tcPr>
+          <w:p>
+            <w:pPr>
+              <w:pStyle w:val="Compact"/>
+            </w:pPr>
+          </w:p>
+        </w:tc>
+        <w:tc>
+          <w:tcPr>
+            <w:tcW w:w="2857" w:type="dxa"/>
+          </w:tcPr>
+          <w:p>
+            <w:pPr>
+              <w:pStyle w:val="Compact"/>
+            </w:pPr>
+          </w:p>
+        </w:tc>
+      </w:tr>
+      <w:tr>
+        <w:tc>
+          <w:tcPr>
+            <w:tcW w:w="2509" w:type="dxa"/>
+          </w:tcPr>
+          <w:p>
+            <w:pPr>
+              <w:pStyle w:val="Compact"/>
+              <w:jc w:val="left"/>
+            </w:pPr>
+            <w:r>
+              <w:t xml:space="preserve">Λίστα δικαιούχων (Υ3)</w:t>
+            </w:r>
+          </w:p>
+        </w:tc>
+        <w:tc>
+          <w:tcPr>
+            <w:tcW w:w="2422" w:type="dxa"/>
+          </w:tcPr>
+          <w:p>
+            <w:pPr>
+              <w:pStyle w:val="Compact"/>
+            </w:pPr>
+          </w:p>
+        </w:tc>
+        <w:tc>
+          <w:tcPr>
+            <w:tcW w:w="2076" w:type="dxa"/>
+          </w:tcPr>
+          <w:p>
+            <w:pPr>
+              <w:pStyle w:val="Compact"/>
+            </w:pPr>
+          </w:p>
+        </w:tc>
+        <w:tc>
+          <w:tcPr>
+            <w:tcW w:w="2857" w:type="dxa"/>
+          </w:tcPr>
+          <w:p>
+            <w:pPr>
+              <w:pStyle w:val="Compact"/>
+            </w:pPr>
+          </w:p>
+        </w:tc>
+      </w:tr>
+      <w:tr>
+        <w:tc>
+          <w:tcPr>
+            <w:tcW w:w="2509" w:type="dxa"/>
+          </w:tcPr>
+          <w:p>
+            <w:pPr>
+              <w:pStyle w:val="Compact"/>
+              <w:jc w:val="left"/>
+            </w:pPr>
+            <w:r>
+              <w:t xml:space="preserve">Ιδρυματικός λογαριασμός (Σ11)</w:t>
+            </w:r>
+          </w:p>
+        </w:tc>
+        <w:tc>
+          <w:tcPr>
+            <w:tcW w:w="2422" w:type="dxa"/>
+          </w:tcPr>
+          <w:p>
+            <w:pPr>
+              <w:pStyle w:val="Compact"/>
+            </w:pPr>
+          </w:p>
+        </w:tc>
+        <w:tc>
+          <w:tcPr>
+            <w:tcW w:w="2076" w:type="dxa"/>
+          </w:tcPr>
+          <w:p>
+            <w:pPr>
+              <w:pStyle w:val="Compact"/>
+            </w:pPr>
+          </w:p>
+        </w:tc>
+        <w:tc>
+          <w:tcPr>
+            <w:tcW w:w="2857" w:type="dxa"/>
+          </w:tcPr>
+          <w:p>
+            <w:pPr>
+              <w:pStyle w:val="Compact"/>
+            </w:pPr>
+          </w:p>
+        </w:tc>
+      </w:tr>
+    </w:tbl>
+    <w:bookmarkEnd w:id="24"/>
+    <w:bookmarkStart w:id="25" w:name="α5-συγκρούσεις-χαρακτηριστικών-ε36"/>
+    <w:p>
+      <w:pPr>
+        <w:pStyle w:val="Heading3"/>
+      </w:pPr>
+      <w:r>
+        <w:t xml:space="preserve">Α.5 Συγκρούσεις χαρακτηριστικών (Ε3.6)</w:t>
+      </w:r>
+    </w:p>
+    <w:tbl>
+      <w:tblPr>
+        <w:tblStyle w:val="Table"/>
+        <w:tblW w:type="dxa" w:w="9864"/>
+        <w:tblLayout w:type="fixed"/>
+        <w:tblLook w:firstRow="1" w:lastRow="0" w:firstColumn="0" w:lastColumn="0" w:noHBand="0" w:noVBand="0" w:val="0020"/>
+      </w:tblPr>
+      <w:tblGrid>
+        <w:gridCol w:w="640"/>
+        <w:gridCol w:w="1711"/>
+        <w:gridCol w:w="855"/>
+        <w:gridCol w:w="1560"/>
+        <w:gridCol w:w="1107"/>
+        <w:gridCol w:w="805"/>
+        <w:gridCol w:w="3186"/>
+      </w:tblGrid>
+      <w:tr>
+        <w:trPr>
+          <w:tblHeader w:val="true"/>
+        </w:trPr>
+        <w:tc>
+          <w:tcPr>
+            <w:tcW w:w="640" w:type="dxa"/>
+          </w:tcPr>
+          <w:p>
+            <w:pPr>
+              <w:pStyle w:val="Compact"/>
+              <w:jc w:val="left"/>
+            </w:pPr>
+            <w:r>
+              <w:t xml:space="preserve">#</w:t>
+            </w:r>
+          </w:p>
+        </w:tc>
+        <w:tc>
+          <w:tcPr>
+            <w:tcW w:w="1711" w:type="dxa"/>
+          </w:tcPr>
+          <w:p>
+            <w:pPr>
+              <w:pStyle w:val="Compact"/>
+              <w:jc w:val="left"/>
+            </w:pPr>
+            <w:r>
+              <w:t xml:space="preserve">Υποχαρακτηριστικά που συγκρούονται</w:t>
+            </w:r>
+          </w:p>
+        </w:tc>
+        <w:tc>
+          <w:tcPr>
+            <w:tcW w:w="855" w:type="dxa"/>
+          </w:tcPr>
+          <w:p>
+            <w:pPr>
+              <w:pStyle w:val="Compact"/>
+              <w:jc w:val="left"/>
+            </w:pPr>
+            <w:r>
+              <w:t xml:space="preserve">Πού στο StudyRoom</w:t>
+            </w:r>
+          </w:p>
+        </w:tc>
+        <w:tc>
+          <w:tcPr>
+            <w:tcW w:w="1560" w:type="dxa"/>
+          </w:tcPr>
+          <w:p>
+            <w:pPr>
+              <w:pStyle w:val="Compact"/>
+              <w:jc w:val="left"/>
+            </w:pPr>
+            <w:r>
+              <w:t xml:space="preserve">Εναλλακτικές</w:t>
+            </w:r>
+          </w:p>
+        </w:tc>
+        <w:tc>
+          <w:tcPr>
+            <w:tcW w:w="1107" w:type="dxa"/>
+          </w:tcPr>
+          <w:p>
+            <w:pPr>
+              <w:pStyle w:val="Compact"/>
+              <w:jc w:val="left"/>
+            </w:pPr>
+            <w:r>
+              <w:t xml:space="preserve">Πρόταση</w:t>
+            </w:r>
+          </w:p>
+        </w:tc>
+        <w:tc>
+          <w:tcPr>
+            <w:tcW w:w="805" w:type="dxa"/>
+          </w:tcPr>
+          <w:p>
+            <w:pPr>
+              <w:pStyle w:val="Compact"/>
+              <w:jc w:val="left"/>
+            </w:pPr>
+            <w:r>
+              <w:t xml:space="preserve">Ποιος αποφασίζει</w:t>
+            </w:r>
+          </w:p>
+        </w:tc>
+        <w:tc>
+          <w:tcPr>
+            <w:tcW w:w="3186" w:type="dxa"/>
+          </w:tcPr>
+          <w:p>
+            <w:pPr>
+              <w:pStyle w:val="Compact"/>
+              <w:jc w:val="left"/>
+            </w:pPr>
+            <w:r>
+              <w:t xml:space="preserve">Ερώτηση προς βιβλιοθήκη / γραφείο</w:t>
+            </w:r>
+          </w:p>
+        </w:tc>
+      </w:tr>
+      <w:tr>
+        <w:tc>
+          <w:tcPr>
+            <w:tcW w:w="640" w:type="dxa"/>
+          </w:tcPr>
+          <w:p>
+            <w:pPr>
+              <w:pStyle w:val="Compact"/>
+              <w:jc w:val="left"/>
+            </w:pPr>
+            <w:r>
+              <w:t xml:space="preserve">TO-1</w:t>
+            </w:r>
+          </w:p>
+        </w:tc>
+        <w:tc>
+          <w:tcPr>
+            <w:tcW w:w="1711" w:type="dxa"/>
+          </w:tcPr>
+          <w:p>
+            <w:pPr>
+              <w:pStyle w:val="Compact"/>
+            </w:pPr>
+          </w:p>
+        </w:tc>
+        <w:tc>
+          <w:tcPr>
+            <w:tcW w:w="855" w:type="dxa"/>
+          </w:tcPr>
+          <w:p>
+            <w:pPr>
+              <w:pStyle w:val="Compact"/>
+              <w:jc w:val="left"/>
+            </w:pPr>
+            <w:r>
+              <w:t xml:space="preserve">Υ3 · Π6 · Π7</w:t>
+            </w:r>
+          </w:p>
+        </w:tc>
+        <w:tc>
+          <w:tcPr>
+            <w:tcW w:w="1560" w:type="dxa"/>
+          </w:tcPr>
+          <w:p>
+            <w:pPr>
+              <w:pStyle w:val="Compact"/>
+            </w:pPr>
+          </w:p>
+        </w:tc>
+        <w:tc>
+          <w:tcPr>
+            <w:tcW w:w="1107" w:type="dxa"/>
+          </w:tcPr>
+          <w:p>
+            <w:pPr>
+              <w:pStyle w:val="Compact"/>
+            </w:pPr>
+          </w:p>
+        </w:tc>
+        <w:tc>
+          <w:tcPr>
+            <w:tcW w:w="805" w:type="dxa"/>
+          </w:tcPr>
+          <w:p>
+            <w:pPr>
+              <w:pStyle w:val="Compact"/>
+            </w:pPr>
+          </w:p>
+        </w:tc>
+        <w:tc>
+          <w:tcPr>
+            <w:tcW w:w="3186" w:type="dxa"/>
+          </w:tcPr>
+          <w:p>
+            <w:pPr>
+              <w:pStyle w:val="Compact"/>
+            </w:pPr>
+          </w:p>
+        </w:tc>
+      </w:tr>
+      <w:tr>
+        <w:tc>
+          <w:tcPr>
+            <w:tcW w:w="640" w:type="dxa"/>
+          </w:tcPr>
+          <w:p>
+            <w:pPr>
+              <w:pStyle w:val="Compact"/>
+              <w:jc w:val="left"/>
+            </w:pPr>
+            <w:r>
+              <w:t xml:space="preserve">TO-2</w:t>
+            </w:r>
+          </w:p>
+        </w:tc>
+        <w:tc>
+          <w:tcPr>
+            <w:tcW w:w="1711" w:type="dxa"/>
+          </w:tcPr>
+          <w:p>
+            <w:pPr>
+              <w:pStyle w:val="Compact"/>
+            </w:pPr>
+          </w:p>
+        </w:tc>
+        <w:tc>
+          <w:tcPr>
+            <w:tcW w:w="855" w:type="dxa"/>
+          </w:tcPr>
+          <w:p>
+            <w:pPr>
+              <w:pStyle w:val="Compact"/>
+              <w:jc w:val="left"/>
+            </w:pPr>
+            <w:r>
+              <w:t xml:space="preserve">Υ5 · Π8 · Π9</w:t>
+            </w:r>
+          </w:p>
+        </w:tc>
+        <w:tc>
+          <w:tcPr>
+            <w:tcW w:w="1560" w:type="dxa"/>
+          </w:tcPr>
+          <w:p>
+            <w:pPr>
+              <w:pStyle w:val="Compact"/>
+            </w:pPr>
+          </w:p>
+        </w:tc>
+        <w:tc>
+          <w:tcPr>
+            <w:tcW w:w="1107" w:type="dxa"/>
+          </w:tcPr>
+          <w:p>
+            <w:pPr>
+              <w:pStyle w:val="Compact"/>
+            </w:pPr>
+          </w:p>
+        </w:tc>
+        <w:tc>
+          <w:tcPr>
+            <w:tcW w:w="805" w:type="dxa"/>
+          </w:tcPr>
+          <w:p>
+            <w:pPr>
+              <w:pStyle w:val="Compact"/>
+            </w:pPr>
+          </w:p>
+        </w:tc>
+        <w:tc>
+          <w:tcPr>
+            <w:tcW w:w="3186" w:type="dxa"/>
+          </w:tcPr>
+          <w:p>
+            <w:pPr>
+              <w:pStyle w:val="Compact"/>
+            </w:pPr>
+          </w:p>
+        </w:tc>
+      </w:tr>
+      <w:tr>
+        <w:tc>
+          <w:tcPr>
+            <w:tcW w:w="640" w:type="dxa"/>
+          </w:tcPr>
+          <w:p>
+            <w:pPr>
+              <w:pStyle w:val="Compact"/>
+              <w:jc w:val="left"/>
+            </w:pPr>
+            <w:r>
+              <w:t xml:space="preserve">TO-3</w:t>
+            </w:r>
+          </w:p>
+        </w:tc>
+        <w:tc>
+          <w:tcPr>
+            <w:tcW w:w="1711" w:type="dxa"/>
+          </w:tcPr>
+          <w:p>
+            <w:pPr>
+              <w:pStyle w:val="Compact"/>
+            </w:pPr>
+          </w:p>
+        </w:tc>
+        <w:tc>
+          <w:tcPr>
+            <w:tcW w:w="855" w:type="dxa"/>
+          </w:tcPr>
+          <w:p>
+            <w:pPr>
+              <w:pStyle w:val="Compact"/>
+            </w:pPr>
+          </w:p>
+        </w:tc>
+        <w:tc>
+          <w:tcPr>
+            <w:tcW w:w="1560" w:type="dxa"/>
+          </w:tcPr>
+          <w:p>
+            <w:pPr>
+              <w:pStyle w:val="Compact"/>
+            </w:pPr>
+          </w:p>
+        </w:tc>
+        <w:tc>
+          <w:tcPr>
+            <w:tcW w:w="1107" w:type="dxa"/>
+          </w:tcPr>
+          <w:p>
+            <w:pPr>
+              <w:pStyle w:val="Compact"/>
+            </w:pPr>
+          </w:p>
+        </w:tc>
+        <w:tc>
+          <w:tcPr>
+            <w:tcW w:w="805" w:type="dxa"/>
+          </w:tcPr>
+          <w:p>
+            <w:pPr>
+              <w:pStyle w:val="Compact"/>
+            </w:pPr>
+          </w:p>
+        </w:tc>
+        <w:tc>
+          <w:tcPr>
+            <w:tcW w:w="3186" w:type="dxa"/>
+          </w:tcPr>
+          <w:p>
+            <w:pPr>
+              <w:pStyle w:val="Compact"/>
+            </w:pPr>
+          </w:p>
+        </w:tc>
+      </w:tr>
+    </w:tbl>
+    <w:bookmarkEnd w:id="25"/>
+    <w:bookmarkStart w:id="26" w:name="α6-προτεραιοποίηση-ε37"/>
+    <w:p>
+      <w:pPr>
+        <w:pStyle w:val="Heading3"/>
+      </w:pPr>
+      <w:r>
+        <w:t xml:space="preserve">Α.6 Προτεραιοποίηση (Ε3.7)</w:t>
+      </w:r>
+    </w:p>
+    <w:tbl>
+      <w:tblPr>
+        <w:tblStyle w:val="Table"/>
+        <w:tblW w:type="dxa" w:w="9864"/>
+        <w:tblLayout w:type="fixed"/>
+        <w:tblLook w:firstRow="1" w:lastRow="0" w:firstColumn="0" w:lastColumn="0" w:noHBand="0" w:noVBand="0" w:val="0020"/>
+      </w:tblPr>
+      <w:tblGrid>
+        <w:gridCol w:w="640"/>
+        <w:gridCol w:w="1000"/>
+        <w:gridCol w:w="8224"/>
+      </w:tblGrid>
+      <w:tr>
+        <w:trPr>
+          <w:tblHeader w:val="true"/>
+        </w:trPr>
+        <w:tc>
+          <w:tcPr>
+            <w:tcW w:w="640" w:type="dxa"/>
+          </w:tcPr>
+          <w:p>
+            <w:pPr>
+              <w:pStyle w:val="Compact"/>
+              <w:jc w:val="left"/>
+            </w:pPr>
+            <w:r>
+              <w:t xml:space="preserve">Σειρά</w:t>
+            </w:r>
+          </w:p>
+        </w:tc>
+        <w:tc>
+          <w:tcPr>
+            <w:tcW w:w="1000" w:type="dxa"/>
+          </w:tcPr>
+          <w:p>
+            <w:pPr>
+              <w:pStyle w:val="Compact"/>
+              <w:jc w:val="left"/>
+            </w:pPr>
+            <w:r>
+              <w:t xml:space="preserve">Χαρακτηριστικό</w:t>
+            </w:r>
+          </w:p>
+        </w:tc>
+        <w:tc>
+          <w:tcPr>
+            <w:tcW w:w="8224" w:type="dxa"/>
+          </w:tcPr>
+          <w:p>
+            <w:pPr>
+              <w:pStyle w:val="Compact"/>
+              <w:jc w:val="left"/>
+            </w:pPr>
+            <w:r>
+              <w:t xml:space="preserve">Αιτιολόγηση (υποχρεωτική για τα τρία πρώτα και το τελευταίο)</w:t>
+            </w:r>
+          </w:p>
+        </w:tc>
+      </w:tr>
+      <w:tr>
+        <w:tc>
+          <w:tcPr>
+            <w:tcW w:w="640" w:type="dxa"/>
+          </w:tcPr>
+          <w:p>
+            <w:pPr>
+              <w:pStyle w:val="Compact"/>
+              <w:jc w:val="left"/>
+            </w:pPr>
+            <w:r>
+              <w:t xml:space="preserve">1</w:t>
+            </w:r>
+          </w:p>
+        </w:tc>
+        <w:tc>
+          <w:tcPr>
+            <w:tcW w:w="1000" w:type="dxa"/>
+          </w:tcPr>
+          <w:p>
+            <w:pPr>
+              <w:pStyle w:val="Compact"/>
+            </w:pPr>
+          </w:p>
+        </w:tc>
+        <w:tc>
+          <w:tcPr>
+            <w:tcW w:w="8224" w:type="dxa"/>
+          </w:tcPr>
+          <w:p>
+            <w:pPr>
+              <w:pStyle w:val="Compact"/>
+            </w:pPr>
+          </w:p>
+        </w:tc>
+      </w:tr>
+    </w:tbl>
+    <w:p>
+      <w:pPr>
+        <w:pStyle w:val="BlockText"/>
+      </w:pPr>
+      <w:r>
+        <w:t xml:space="preserve">Προαιρετικά: πίνακας συγκρίσεων AHP, βάρη, δείκτης συνέπειας (CR), και σύγκριση με την κατάταξη.</w:t>
+      </w:r>
+    </w:p>
+    <w:bookmarkEnd w:id="26"/>
+    <w:bookmarkEnd w:id="27"/>
+    <w:bookmarkStart w:id="35" w:name="X9992a64500de51ebdc00c5d21ba51d3f0cd85be"/>
+    <w:p>
+      <w:pPr>
+        <w:pStyle w:val="Heading2"/>
+      </w:pPr>
+      <w:r>
+        <w:t xml:space="preserve">Μέρος Β · Σχέδιο διασφάλισης ποιότητας (βάσει IEEE 730) (Ε3.8)</w:t>
+      </w:r>
+    </w:p>
+    <w:bookmarkStart w:id="28" w:name="β1-σκοπός-και-εύρος"/>
+    <w:p>
+      <w:pPr>
+        <w:pStyle w:val="Heading3"/>
+      </w:pPr>
+      <w:r>
+        <w:t xml:space="preserve">Β.1 Σκοπός και εύρος</w:t>
+      </w:r>
+    </w:p>
+    <w:bookmarkEnd w:id="28"/>
+    <w:bookmarkStart w:id="29" w:name="β2-οργάνωση-και-ανεξαρτησία"/>
+    <w:p>
+      <w:pPr>
+        <w:pStyle w:val="Heading3"/>
+      </w:pPr>
+      <w:r>
+        <w:t xml:space="preserve">Β.2 Οργάνωση και ανεξαρτησία</w:t>
+      </w:r>
+    </w:p>
+    <w:p>
+      <w:pPr>
+        <w:pStyle w:val="BlockText"/>
+      </w:pPr>
+      <w:r>
+        <w:t xml:space="preserve">Ρόλοι στην ομάδα σας, ποιος κάνει review σε τι, πώς εξασφαλίζεται ότι κανείς δεν ελέγχει μόνος τη δουλειά του.</w:t>
+      </w:r>
+    </w:p>
+    <w:tbl>
+      <w:tblPr>
+        <w:tblStyle w:val="Table"/>
+        <w:tblW w:type="dxa" w:w="9864"/>
+        <w:tblLayout w:type="fixed"/>
+        <w:tblLook w:firstRow="1" w:lastRow="0" w:firstColumn="0" w:lastColumn="0" w:noHBand="0" w:noVBand="0" w:val="0020"/>
+      </w:tblPr>
+      <w:tblGrid>
+        <w:gridCol w:w="3415"/>
+        <w:gridCol w:w="3414"/>
+        <w:gridCol w:w="3035"/>
+      </w:tblGrid>
+      <w:tr>
+        <w:trPr>
+          <w:tblHeader w:val="true"/>
+        </w:trPr>
+        <w:tc>
+          <w:tcPr>
+            <w:tcW w:w="3415" w:type="dxa"/>
+          </w:tcPr>
+          <w:p>
+            <w:pPr>
+              <w:pStyle w:val="Compact"/>
+              <w:jc w:val="left"/>
+            </w:pPr>
+            <w:r>
+              <w:t xml:space="preserve">Παραδοτέο</w:t>
+            </w:r>
+          </w:p>
+        </w:tc>
+        <w:tc>
+          <w:tcPr>
+            <w:tcW w:w="3414" w:type="dxa"/>
+          </w:tcPr>
+          <w:p>
+            <w:pPr>
+              <w:pStyle w:val="Compact"/>
+              <w:jc w:val="left"/>
+            </w:pPr>
+            <w:r>
+              <w:t xml:space="preserve">Συντάκτης</w:t>
+            </w:r>
+          </w:p>
+        </w:tc>
+        <w:tc>
+          <w:tcPr>
+            <w:tcW w:w="3035" w:type="dxa"/>
+          </w:tcPr>
+          <w:p>
+            <w:pPr>
+              <w:pStyle w:val="Compact"/>
+              <w:jc w:val="left"/>
+            </w:pPr>
+            <w:r>
+              <w:t xml:space="preserve">Ελεγκτής</w:t>
+            </w:r>
+          </w:p>
+        </w:tc>
+      </w:tr>
+      <w:tr>
+        <w:tc>
+          <w:tcPr>
+            <w:tcW w:w="3415" w:type="dxa"/>
+          </w:tcPr>
+          <w:p>
+            <w:pPr>
+              <w:pStyle w:val="Compact"/>
+            </w:pPr>
+          </w:p>
+        </w:tc>
+        <w:tc>
+          <w:tcPr>
+            <w:tcW w:w="3414" w:type="dxa"/>
+          </w:tcPr>
+          <w:p>
+            <w:pPr>
+              <w:pStyle w:val="Compact"/>
+            </w:pPr>
+          </w:p>
+        </w:tc>
+        <w:tc>
+          <w:tcPr>
+            <w:tcW w:w="3035" w:type="dxa"/>
+          </w:tcPr>
+          <w:p>
+            <w:pPr>
+              <w:pStyle w:val="Compact"/>
+            </w:pPr>
+          </w:p>
+        </w:tc>
+      </w:tr>
+    </w:tbl>
+    <w:bookmarkEnd w:id="29"/>
+    <w:bookmarkStart w:id="30" w:name="β3-κίνδυνοι-προϊόντος"/>
+    <w:p>
+      <w:pPr>
+        <w:pStyle w:val="Heading3"/>
+      </w:pPr>
+      <w:r>
+        <w:t xml:space="preserve">Β.3 Κίνδυνοι προϊόντος</w:t>
+      </w:r>
+    </w:p>
+    <w:p>
+      <w:pPr>
+        <w:pStyle w:val="BlockText"/>
+      </w:pPr>
+      <w:r>
+        <w:t xml:space="preserve">Αναφορά στο μητρώο κινδύνων· οι κίνδυνοι υψηλής και κρίσιμης προτεραιότητας με τη στρατηγική τους.</w:t>
+      </w:r>
+    </w:p>
+    <w:bookmarkEnd w:id="30"/>
+    <w:bookmarkStart w:id="31" w:name="β4-πρότυπα-πρακτικές-και-εργαλεία"/>
+    <w:p>
+      <w:pPr>
+        <w:pStyle w:val="Heading3"/>
+      </w:pPr>
+      <w:r>
+        <w:t xml:space="preserve">Β.4 Πρότυπα, πρακτικές και εργαλεία</w:t>
+      </w:r>
+    </w:p>
+    <w:tbl>
+      <w:tblPr>
+        <w:tblStyle w:val="Table"/>
+        <w:tblW w:type="dxa" w:w="9864"/>
+        <w:tblLayout w:type="fixed"/>
+        <w:tblLook w:firstRow="1" w:lastRow="0" w:firstColumn="0" w:lastColumn="0" w:noHBand="0" w:noVBand="0" w:val="0020"/>
+      </w:tblPr>
+      <w:tblGrid>
+        <w:gridCol w:w="2361"/>
+        <w:gridCol w:w="4864"/>
+        <w:gridCol w:w="2639"/>
+      </w:tblGrid>
+      <w:tr>
+        <w:trPr>
+          <w:tblHeader w:val="true"/>
+        </w:trPr>
+        <w:tc>
+          <w:tcPr>
+            <w:tcW w:w="2361" w:type="dxa"/>
           </w:tcPr>
           <w:p>
             <w:pPr>
@@ -1036,7 +2359,7 @@
         </w:tc>
         <w:tc>
           <w:tcPr>
-            <w:tcW w:w="5395" w:type="dxa"/>
+            <w:tcW w:w="4864" w:type="dxa"/>
           </w:tcPr>
           <w:p>
             <w:pPr>
@@ -1050,7 +2373,7 @@
         </w:tc>
         <w:tc>
           <w:tcPr>
-            <w:tcW w:w="2928" w:type="dxa"/>
+            <w:tcW w:w="2639" w:type="dxa"/>
           </w:tcPr>
           <w:p>
             <w:pPr>
@@ -1066,7 +2389,7 @@
       <w:tr>
         <w:tc>
           <w:tcPr>
-            <w:tcW w:w="1541" w:type="dxa"/>
+            <w:tcW w:w="2361" w:type="dxa"/>
           </w:tcPr>
           <w:p>
             <w:pPr>
@@ -1080,7 +2403,7 @@
         </w:tc>
         <w:tc>
           <w:tcPr>
-            <w:tcW w:w="5395" w:type="dxa"/>
+            <w:tcW w:w="4864" w:type="dxa"/>
           </w:tcPr>
           <w:p>
             <w:pPr>
@@ -1094,19 +2417,59 @@
         </w:tc>
         <w:tc>
           <w:tcPr>
-            <w:tcW w:w="2928" w:type="dxa"/>
-          </w:tcPr>
-          <w:p>
-            <w:pPr>
-              <w:pStyle w:val="Compact"/>
-            </w:pPr>
-          </w:p>
-        </w:tc>
-      </w:tr>
-      <w:tr>
-        <w:tc>
-          <w:tcPr>
-            <w:tcW w:w="1541" w:type="dxa"/>
+            <w:tcW w:w="2639" w:type="dxa"/>
+          </w:tcPr>
+          <w:p>
+            <w:pPr>
+              <w:pStyle w:val="Compact"/>
+            </w:pPr>
+          </w:p>
+        </w:tc>
+      </w:tr>
+      <w:tr>
+        <w:tc>
+          <w:tcPr>
+            <w:tcW w:w="2361" w:type="dxa"/>
+          </w:tcPr>
+          <w:p>
+            <w:pPr>
+              <w:pStyle w:val="Compact"/>
+              <w:jc w:val="left"/>
+            </w:pPr>
+            <w:r>
+              <w:t xml:space="preserve">Μοντέλο ποιότητας</w:t>
+            </w:r>
+          </w:p>
+        </w:tc>
+        <w:tc>
+          <w:tcPr>
+            <w:tcW w:w="4864" w:type="dxa"/>
+          </w:tcPr>
+          <w:p>
+            <w:pPr>
+              <w:pStyle w:val="Compact"/>
+              <w:jc w:val="left"/>
+            </w:pPr>
+            <w:r>
+              <w:t xml:space="preserve">ISO/IEC 25010:2023, 25019, 25012</w:t>
+            </w:r>
+          </w:p>
+        </w:tc>
+        <w:tc>
+          <w:tcPr>
+            <w:tcW w:w="2639" w:type="dxa"/>
+          </w:tcPr>
+          <w:p>
+            <w:pPr>
+              <w:pStyle w:val="Compact"/>
+            </w:pPr>
+          </w:p>
+        </w:tc>
+      </w:tr>
+      <w:tr>
+        <w:tc>
+          <w:tcPr>
+            <w:tcW w:w="2361" w:type="dxa"/>
           </w:tcPr>
           <w:p>
             <w:pPr>
@@ -1120,17 +2483,17 @@
         </w:tc>
         <w:tc>
           <w:tcPr>
-            <w:tcW w:w="5395" w:type="dxa"/>
-          </w:tcPr>
-          <w:p>
-            <w:pPr>
-              <w:pStyle w:val="Compact"/>
-            </w:pPr>
-          </w:p>
-        </w:tc>
-        <w:tc>
-          <w:tcPr>
-            <w:tcW w:w="2928" w:type="dxa"/>
+            <w:tcW w:w="4864" w:type="dxa"/>
+          </w:tcPr>
+          <w:p>
+            <w:pPr>
+              <w:pStyle w:val="Compact"/>
+            </w:pPr>
+          </w:p>
+        </w:tc>
+        <w:tc>
+          <w:tcPr>
+            <w:tcW w:w="2639" w:type="dxa"/>
           </w:tcPr>
           <w:p>
             <w:pPr>
@@ -1146,7 +2509,7 @@
       <w:tr>
         <w:tc>
           <w:tcPr>
-            <w:tcW w:w="1541" w:type="dxa"/>
+            <w:tcW w:w="2361" w:type="dxa"/>
           </w:tcPr>
           <w:p>
             <w:pPr>
@@ -1160,7 +2523,7 @@
         </w:tc>
         <w:tc>
           <w:tcPr>
-            <w:tcW w:w="5395" w:type="dxa"/>
+            <w:tcW w:w="4864" w:type="dxa"/>
           </w:tcPr>
           <w:p>
             <w:pPr>
@@ -1174,7 +2537,7 @@
         </w:tc>
         <w:tc>
           <w:tcPr>
-            <w:tcW w:w="2928" w:type="dxa"/>
+            <w:tcW w:w="2639" w:type="dxa"/>
           </w:tcPr>
           <w:p>
             <w:pPr>
@@ -1190,7 +2553,7 @@
       <w:tr>
         <w:tc>
           <w:tcPr>
-            <w:tcW w:w="1541" w:type="dxa"/>
+            <w:tcW w:w="2361" w:type="dxa"/>
           </w:tcPr>
           <w:p>
             <w:pPr>
@@ -1204,17 +2567,17 @@
         </w:tc>
         <w:tc>
           <w:tcPr>
-            <w:tcW w:w="5395" w:type="dxa"/>
-          </w:tcPr>
-          <w:p>
-            <w:pPr>
-              <w:pStyle w:val="Compact"/>
-            </w:pPr>
-          </w:p>
-        </w:tc>
-        <w:tc>
-          <w:tcPr>
-            <w:tcW w:w="2928" w:type="dxa"/>
+            <w:tcW w:w="4864" w:type="dxa"/>
+          </w:tcPr>
+          <w:p>
+            <w:pPr>
+              <w:pStyle w:val="Compact"/>
+            </w:pPr>
+          </w:p>
+        </w:tc>
+        <w:tc>
+          <w:tcPr>
+            <w:tcW w:w="2639" w:type="dxa"/>
           </w:tcPr>
           <w:p>
             <w:pPr>
@@ -1228,8 +2591,8 @@
         </w:tc>
       </w:tr>
     </w:tbl>
-    <w:bookmarkEnd w:id="28"/>
-    <w:bookmarkStart w:id="29" w:name="β5-δραστηριότητες-διασφάλισης"/>
+    <w:bookmarkEnd w:id="31"/>
+    <w:bookmarkStart w:id="32" w:name="β5-δραστηριότητες-διασφάλισης"/>
     <w:p>
       <w:pPr>
         <w:pStyle w:val="Heading3"/>
@@ -1355,8 +2718,8 @@
         </w:tc>
       </w:tr>
     </w:tbl>
-    <w:bookmarkEnd w:id="29"/>
-    <w:bookmarkStart w:id="30" w:name="β6-στόχοι-και-μετρήσεις-ποιότητας"/>
+    <w:bookmarkEnd w:id="32"/>
+    <w:bookmarkStart w:id="33" w:name="β6-στόχοι-και-μετρήσεις-ποιότητας"/>
     <w:p>
       <w:pPr>
         <w:pStyle w:val="Heading3"/>
@@ -1373,10 +2736,11 @@
         <w:tblLook w:firstRow="1" w:lastRow="0" w:firstColumn="0" w:lastColumn="0" w:noHBand="0" w:noVBand="0" w:val="0020"/>
       </w:tblPr>
       <w:tblGrid>
-        <w:gridCol w:w="4111"/>
-        <w:gridCol w:w="1438"/>
-        <w:gridCol w:w="1438"/>
-        <w:gridCol w:w="2877"/>
+        <w:gridCol w:w="3037"/>
+        <w:gridCol w:w="2579"/>
+        <w:gridCol w:w="1062"/>
+        <w:gridCol w:w="1062"/>
+        <w:gridCol w:w="2124"/>
       </w:tblGrid>
       <w:tr>
         <w:trPr>
@@ -1384,7 +2748,7 @@
         </w:trPr>
         <w:tc>
           <w:tcPr>
-            <w:tcW w:w="4111" w:type="dxa"/>
+            <w:tcW w:w="3037" w:type="dxa"/>
           </w:tcPr>
           <w:p>
             <w:pPr>
@@ -1398,7 +2762,21 @@
         </w:tc>
         <w:tc>
           <w:tcPr>
-            <w:tcW w:w="1438" w:type="dxa"/>
+            <w:tcW w:w="2579" w:type="dxa"/>
+          </w:tcPr>
+          <w:p>
+            <w:pPr>
+              <w:pStyle w:val="Compact"/>
+              <w:jc w:val="left"/>
+            </w:pPr>
+            <w:r>
+              <w:t xml:space="preserve">Υποχαρακτηριστικό</w:t>
+            </w:r>
+          </w:p>
+        </w:tc>
+        <w:tc>
+          <w:tcPr>
+            <w:tcW w:w="1062" w:type="dxa"/>
           </w:tcPr>
           <w:p>
             <w:pPr>
@@ -1412,7 +2790,7 @@
         </w:tc>
         <w:tc>
           <w:tcPr>
-            <w:tcW w:w="1438" w:type="dxa"/>
+            <w:tcW w:w="1062" w:type="dxa"/>
           </w:tcPr>
           <w:p>
             <w:pPr>
@@ -1426,7 +2804,7 @@
         </w:tc>
         <w:tc>
           <w:tcPr>
-            <w:tcW w:w="2877" w:type="dxa"/>
+            <w:tcW w:w="2124" w:type="dxa"/>
           </w:tcPr>
           <w:p>
             <w:pPr>
@@ -1442,37 +2820,47 @@
       <w:tr>
         <w:tc>
           <w:tcPr>
-            <w:tcW w:w="4111" w:type="dxa"/>
-          </w:tcPr>
-          <w:p>
-            <w:pPr>
-              <w:pStyle w:val="Compact"/>
-            </w:pPr>
-          </w:p>
-        </w:tc>
-        <w:tc>
-          <w:tcPr>
-            <w:tcW w:w="1438" w:type="dxa"/>
-          </w:tcPr>
-          <w:p>
-            <w:pPr>
-              <w:pStyle w:val="Compact"/>
-            </w:pPr>
-          </w:p>
-        </w:tc>
-        <w:tc>
-          <w:tcPr>
-            <w:tcW w:w="1438" w:type="dxa"/>
-          </w:tcPr>
-          <w:p>
-            <w:pPr>
-              <w:pStyle w:val="Compact"/>
-            </w:pPr>
-          </w:p>
-        </w:tc>
-        <w:tc>
-          <w:tcPr>
-            <w:tcW w:w="2877" w:type="dxa"/>
+            <w:tcW w:w="3037" w:type="dxa"/>
+          </w:tcPr>
+          <w:p>
+            <w:pPr>
+              <w:pStyle w:val="Compact"/>
+            </w:pPr>
+          </w:p>
+        </w:tc>
+        <w:tc>
+          <w:tcPr>
+            <w:tcW w:w="2579" w:type="dxa"/>
+          </w:tcPr>
+          <w:p>
+            <w:pPr>
+              <w:pStyle w:val="Compact"/>
+            </w:pPr>
+          </w:p>
+        </w:tc>
+        <w:tc>
+          <w:tcPr>
+            <w:tcW w:w="1062" w:type="dxa"/>
+          </w:tcPr>
+          <w:p>
+            <w:pPr>
+              <w:pStyle w:val="Compact"/>
+            </w:pPr>
+          </w:p>
+        </w:tc>
+        <w:tc>
+          <w:tcPr>
+            <w:tcW w:w="1062" w:type="dxa"/>
+          </w:tcPr>
+          <w:p>
+            <w:pPr>
+              <w:pStyle w:val="Compact"/>
+            </w:pPr>
+          </w:p>
+        </w:tc>
+        <w:tc>
+          <w:tcPr>
+            <w:tcW w:w="2124" w:type="dxa"/>
           </w:tcPr>
           <w:p>
             <w:pPr>
@@ -1482,8 +2870,16 @@
         </w:tc>
       </w:tr>
     </w:tbl>
-    <w:bookmarkEnd w:id="30"/>
-    <w:bookmarkStart w:id="31" w:name="β7-διαχείριση-μη-συμμορφώσεων-και-αρχεία"/>
+    <w:p>
+      <w:pPr>
+        <w:pStyle w:val="BlockText"/>
+      </w:pPr>
+      <w:r>
+        <w:t xml:space="preserve">Τουλάχιστον πέντε στόχοι, ο καθένας συνδεδεμένος με υποχαρακτηριστικό υψηλής σημασίας.</w:t>
+      </w:r>
+    </w:p>
+    <w:bookmarkEnd w:id="33"/>
+    <w:bookmarkStart w:id="34" w:name="β7-διαχείριση-μη-συμμορφώσεων-και-αρχεία"/>
     <w:p>
       <w:pPr>
         <w:pStyle w:val="Heading3"/>
@@ -1500,9 +2896,39 @@
         <w:t xml:space="preserve">Πώς καταγράφονται ευρήματα και ελαττώματα, πού φυλάσσονται, πώς κλείνουν.</w:t>
       </w:r>
     </w:p>
-    <w:bookmarkEnd w:id="31"/>
-    <w:bookmarkEnd w:id="32"/>
-    <w:bookmarkEnd w:id="33"/>
+    <w:bookmarkEnd w:id="34"/>
+    <w:bookmarkEnd w:id="35"/>
+    <w:bookmarkStart w:id="36" w:name="ενημέρωση-κινδύνων-ε39"/>
+    <w:p>
+      <w:pPr>
+        <w:pStyle w:val="Heading2"/>
+      </w:pPr>
+      <w:r>
+        <w:t xml:space="preserve">Ενημέρωση κινδύνων (Ε3.9)</w:t>
+      </w:r>
+    </w:p>
+    <w:p>
+      <w:pPr>
+        <w:pStyle w:val="BlockText"/>
+      </w:pPr>
+      <w:r>
+        <w:t xml:space="preserve">Οι νέοι και οι ξαναεκτιμημένοι κίνδυνοι μπαίνουν στο</w:t>
+      </w:r>
+      <w:r>
+        <w:t xml:space="preserve"> </w:t>
+      </w:r>
+      <w:r>
+        <w:rPr>
+          <w:rStyle w:val="VerbatimChar"/>
+        </w:rPr>
+        <w:t xml:space="preserve">risks.md</w:t>
+      </w:r>
+      <w:r>
+        <w:t xml:space="preserve">. Εδώ μόνο η λίστα των IDs που προστέθηκαν ή άλλαξαν.</w:t>
+      </w:r>
+    </w:p>
+    <w:bookmarkEnd w:id="36"/>
+    <w:bookmarkEnd w:id="37"/>
     <w:sectPr/>
   </w:body>
 </w:document>
@@ -2124,7 +3550,7 @@
       <w:color w:themeColor="accent1" w:themeShade="BF" w:val="365F91"/>
     </w:rPr>
   </w:style>
-  <w:style w:type="paragraph" w:customStyle="1" w:styleId="SourceCode">
+  <w:style w:customStyle="1" w:styleId="SourceCode" w:type="paragraph">
     <w:name w:val="Source Code"/>
     <w:basedOn w:val="Normal"/>
     <w:link w:val="VerbatimChar"/>
@@ -2132,7 +3558,7 @@
       <w:wordWrap w:val="off"/>
     </w:pPr>
   </w:style>
-  <w:style w:type="character" w:customStyle="1" w:styleId="KeywordTok">
+  <w:style w:customStyle="1" w:styleId="KeywordTok" w:type="character">
     <w:name w:val="KeywordTok"/>
     <w:basedOn w:val="VerbatimChar"/>
     <w:rPr>
@@ -2140,77 +3566,77 @@
       <w:b/>
     </w:rPr>
   </w:style>
-  <w:style w:type="character" w:customStyle="1" w:styleId="DataTypeTok">
+  <w:style w:customStyle="1" w:styleId="DataTypeTok" w:type="character">
     <w:name w:val="DataTypeTok"/>
     <w:basedOn w:val="VerbatimChar"/>
     <w:rPr>
       <w:color w:val="902000"/>
     </w:rPr>
   </w:style>
-  <w:style w:type="character" w:customStyle="1" w:styleId="DecValTok">
+  <w:style w:customStyle="1" w:styleId="DecValTok" w:type="character">
     <w:name w:val="DecValTok"/>
     <w:basedOn w:val="VerbatimChar"/>
     <w:rPr>
       <w:color w:val="40a070"/>
     </w:rPr>
   </w:style>
-  <w:style w:type="character" w:customStyle="1" w:styleId="BaseNTok">
+  <w:style w:customStyle="1" w:styleId="BaseNTok" w:type="character">
     <w:name w:val="BaseNTok"/>
     <w:basedOn w:val="VerbatimChar"/>
     <w:rPr>
       <w:color w:val="40a070"/>
     </w:rPr>
   </w:style>
-  <w:style w:type="character" w:customStyle="1" w:styleId="FloatTok">
+  <w:style w:customStyle="1" w:styleId="FloatTok" w:type="character">
     <w:name w:val="FloatTok"/>
     <w:basedOn w:val="VerbatimChar"/>
     <w:rPr>
       <w:color w:val="40a070"/>
     </w:rPr>
   </w:style>
-  <w:style w:type="character" w:customStyle="1" w:styleId="ConstantTok">
+  <w:style w:customStyle="1" w:styleId="ConstantTok" w:type="character">
     <w:name w:val="ConstantTok"/>
     <w:basedOn w:val="VerbatimChar"/>
     <w:rPr>
       <w:color w:val="880000"/>
     </w:rPr>
   </w:style>
-  <w:style w:type="character" w:customStyle="1" w:styleId="CharTok">
+  <w:style w:customStyle="1" w:styleId="CharTok" w:type="character">
     <w:name w:val="CharTok"/>
     <w:basedOn w:val="VerbatimChar"/>
     <w:rPr>
       <w:color w:val="4070a0"/>
     </w:rPr>
   </w:style>
-  <w:style w:type="character" w:customStyle="1" w:styleId="SpecialCharTok">
+  <w:style w:customStyle="1" w:styleId="SpecialCharTok" w:type="character">
     <w:name w:val="SpecialCharTok"/>
     <w:basedOn w:val="VerbatimChar"/>
     <w:rPr>
       <w:color w:val="4070a0"/>
     </w:rPr>
   </w:style>
-  <w:style w:type="character" w:customStyle="1" w:styleId="StringTok">
+  <w:style w:customStyle="1" w:styleId="StringTok" w:type="character">
     <w:name w:val="StringTok"/>
     <w:basedOn w:val="VerbatimChar"/>
     <w:rPr>
       <w:color w:val="4070a0"/>
     </w:rPr>
   </w:style>
-  <w:style w:type="character" w:customStyle="1" w:styleId="VerbatimStringTok">
+  <w:style w:customStyle="1" w:styleId="VerbatimStringTok" w:type="character">
     <w:name w:val="VerbatimStringTok"/>
     <w:basedOn w:val="VerbatimChar"/>
     <w:rPr>
       <w:color w:val="4070a0"/>
     </w:rPr>
   </w:style>
-  <w:style w:type="character" w:customStyle="1" w:styleId="SpecialStringTok">
+  <w:style w:customStyle="1" w:styleId="SpecialStringTok" w:type="character">
     <w:name w:val="SpecialStringTok"/>
     <w:basedOn w:val="VerbatimChar"/>
     <w:rPr>
       <w:color w:val="bb6688"/>
     </w:rPr>
   </w:style>
-  <w:style w:type="character" w:customStyle="1" w:styleId="ImportTok">
+  <w:style w:customStyle="1" w:styleId="ImportTok" w:type="character">
     <w:name w:val="ImportTok"/>
     <w:basedOn w:val="VerbatimChar"/>
     <w:rPr>
@@ -2218,7 +3644,7 @@
       <w:b/>
     </w:rPr>
   </w:style>
-  <w:style w:type="character" w:customStyle="1" w:styleId="CommentTok">
+  <w:style w:customStyle="1" w:styleId="CommentTok" w:type="character">
     <w:name w:val="CommentTok"/>
     <w:basedOn w:val="VerbatimChar"/>
     <w:rPr>
@@ -2226,7 +3652,7 @@
       <w:i/>
     </w:rPr>
   </w:style>
-  <w:style w:type="character" w:customStyle="1" w:styleId="DocumentationTok">
+  <w:style w:customStyle="1" w:styleId="DocumentationTok" w:type="character">
     <w:name w:val="DocumentationTok"/>
     <w:basedOn w:val="VerbatimChar"/>
     <w:rPr>
@@ -2234,7 +3660,7 @@
       <w:i/>
     </w:rPr>
   </w:style>
-  <w:style w:type="character" w:customStyle="1" w:styleId="AnnotationTok">
+  <w:style w:customStyle="1" w:styleId="AnnotationTok" w:type="character">
     <w:name w:val="AnnotationTok"/>
     <w:basedOn w:val="VerbatimChar"/>
     <w:rPr>
@@ -2243,7 +3669,7 @@
       <w:i/>
     </w:rPr>
   </w:style>
-  <w:style w:type="character" w:customStyle="1" w:styleId="CommentVarTok">
+  <w:style w:customStyle="1" w:styleId="CommentVarTok" w:type="character">
     <w:name w:val="CommentVarTok"/>
     <w:basedOn w:val="VerbatimChar"/>
     <w:rPr>
@@ -2252,28 +3678,28 @@
       <w:i/>
     </w:rPr>
   </w:style>
-  <w:style w:type="character" w:customStyle="1" w:styleId="OtherTok">
+  <w:style w:customStyle="1" w:styleId="OtherTok" w:type="character">
     <w:name w:val="OtherTok"/>
     <w:basedOn w:val="VerbatimChar"/>
     <w:rPr>
       <w:color w:val="007020"/>
     </w:rPr>
   </w:style>
-  <w:style w:type="character" w:customStyle="1" w:styleId="FunctionTok">
+  <w:style w:customStyle="1" w:styleId="FunctionTok" w:type="character">
     <w:name w:val="FunctionTok"/>
     <w:basedOn w:val="VerbatimChar"/>
     <w:rPr>
       <w:color w:val="06287e"/>
     </w:rPr>
   </w:style>
-  <w:style w:type="character" w:customStyle="1" w:styleId="VariableTok">
+  <w:style w:customStyle="1" w:styleId="VariableTok" w:type="character">
     <w:name w:val="VariableTok"/>
     <w:basedOn w:val="VerbatimChar"/>
     <w:rPr>
       <w:color w:val="19177c"/>
     </w:rPr>
   </w:style>
-  <w:style w:type="character" w:customStyle="1" w:styleId="ControlFlowTok">
+  <w:style w:customStyle="1" w:styleId="ControlFlowTok" w:type="character">
     <w:name w:val="ControlFlowTok"/>
     <w:basedOn w:val="VerbatimChar"/>
     <w:rPr>
@@ -2281,45 +3707,45 @@
       <w:b/>
     </w:rPr>
   </w:style>
-  <w:style w:type="character" w:customStyle="1" w:styleId="OperatorTok">
+  <w:style w:customStyle="1" w:styleId="OperatorTok" w:type="character">
     <w:name w:val="OperatorTok"/>
     <w:basedOn w:val="VerbatimChar"/>
     <w:rPr>
       <w:color w:val="666666"/>
     </w:rPr>
   </w:style>
-  <w:style w:type="character" w:customStyle="1" w:styleId="BuiltInTok">
+  <w:style w:customStyle="1" w:styleId="BuiltInTok" w:type="character">
     <w:name w:val="BuiltInTok"/>
     <w:basedOn w:val="VerbatimChar"/>
     <w:rPr>
       <w:color w:val="008000"/>
     </w:rPr>
   </w:style>
-  <w:style w:type="character" w:customStyle="1" w:styleId="ExtensionTok">
+  <w:style w:customStyle="1" w:styleId="ExtensionTok" w:type="character">
     <w:name w:val="ExtensionTok"/>
     <w:basedOn w:val="VerbatimChar"/>
     <w:rPr/>
   </w:style>
-  <w:style w:type="character" w:customStyle="1" w:styleId="PreprocessorTok">
+  <w:style w:customStyle="1" w:styleId="PreprocessorTok" w:type="character">
     <w:name w:val="PreprocessorTok"/>
     <w:basedOn w:val="VerbatimChar"/>
     <w:rPr>
       <w:color w:val="bc7a00"/>
     </w:rPr>
   </w:style>
-  <w:style w:type="character" w:customStyle="1" w:styleId="AttributeTok">
+  <w:style w:customStyle="1" w:styleId="AttributeTok" w:type="character">
     <w:name w:val="AttributeTok"/>
     <w:basedOn w:val="VerbatimChar"/>
     <w:rPr>
       <w:color w:val="7d9029"/>
     </w:rPr>
   </w:style>
-  <w:style w:type="character" w:customStyle="1" w:styleId="RegionMarkerTok">
+  <w:style w:customStyle="1" w:styleId="RegionMarkerTok" w:type="character">
     <w:name w:val="RegionMarkerTok"/>
     <w:basedOn w:val="VerbatimChar"/>
     <w:rPr/>
   </w:style>
-  <w:style w:type="character" w:customStyle="1" w:styleId="InformationTok">
+  <w:style w:customStyle="1" w:styleId="InformationTok" w:type="character">
     <w:name w:val="InformationTok"/>
     <w:basedOn w:val="VerbatimChar"/>
     <w:rPr>
@@ -2328,7 +3754,7 @@
       <w:i/>
     </w:rPr>
   </w:style>
-  <w:style w:type="character" w:customStyle="1" w:styleId="WarningTok">
+  <w:style w:customStyle="1" w:styleId="WarningTok" w:type="character">
     <w:name w:val="WarningTok"/>
     <w:basedOn w:val="VerbatimChar"/>
     <w:rPr>
@@ -2337,7 +3763,7 @@
       <w:i/>
     </w:rPr>
   </w:style>
-  <w:style w:type="character" w:customStyle="1" w:styleId="AlertTok">
+  <w:style w:customStyle="1" w:styleId="AlertTok" w:type="character">
     <w:name w:val="AlertTok"/>
     <w:basedOn w:val="VerbatimChar"/>
     <w:rPr>
@@ -2345,7 +3771,7 @@
       <w:b/>
     </w:rPr>
   </w:style>
-  <w:style w:type="character" w:customStyle="1" w:styleId="ErrorTok">
+  <w:style w:customStyle="1" w:styleId="ErrorTok" w:type="character">
     <w:name w:val="ErrorTok"/>
     <w:basedOn w:val="VerbatimChar"/>
     <w:rPr>
@@ -2353,7 +3779,7 @@
       <w:b/>
     </w:rPr>
   </w:style>
-  <w:style w:type="character" w:customStyle="1" w:styleId="NormalTok">
+  <w:style w:customStyle="1" w:styleId="NormalTok" w:type="character">
     <w:name w:val="NormalTok"/>
     <w:basedOn w:val="VerbatimChar"/>
     <w:rPr/>
